--- a/documents/templates/3_comissions_return(Акт возврата ТС через поручение).docx
+++ b/documents/templates/3_comissions_return(Акт возврата ТС через поручение).docx
@@ -2535,10 +2535,8 @@
               <w:spacing w:after="0" w:line="240" w:lineRule="auto"/>
               <w:rPr>
                 <w:rFonts w:ascii="Times New Roman" w:hAnsi="Times New Roman" w:cs="Times New Roman"/>
-                <w:color w:val="FF0000"/>
-                <w:sz w:val="18"/>
-                <w:szCs w:val="18"/>
-                <w:lang w:val="en-US"/>
+                <w:sz w:val="18"/>
+                <w:szCs w:val="18"/>
               </w:rPr>
             </w:pPr>
             <w:r>
@@ -2546,9 +2544,8 @@
                 <w:rFonts w:ascii="Times New Roman" w:hAnsi="Times New Roman" w:cs="Times New Roman"/>
                 <w:sz w:val="18"/>
                 <w:szCs w:val="18"/>
-                <w:lang w:val="en-US"/>
-              </w:rPr>
-              <w:t>{{</w:t>
+              </w:rPr>
+              <w:t xml:space="preserve">{% </w:t>
             </w:r>
             <w:proofErr w:type="spellStart"/>
             <w:r>
@@ -2556,29 +2553,8 @@
                 <w:rFonts w:ascii="Times New Roman" w:hAnsi="Times New Roman" w:cs="Times New Roman"/>
                 <w:sz w:val="18"/>
                 <w:szCs w:val="18"/>
-                <w:lang w:val="en-US"/>
-              </w:rPr>
-              <w:t>pts</w:t>
-            </w:r>
-            <w:r>
-              <w:rPr>
-                <w:rFonts w:ascii="Times New Roman" w:hAnsi="Times New Roman" w:cs="Times New Roman"/>
-                <w:b/>
-                <w:bCs/>
-                <w:sz w:val="18"/>
-                <w:szCs w:val="18"/>
-                <w:lang w:val="en-US"/>
-              </w:rPr>
-              <w:t>_</w:t>
-            </w:r>
-            <w:r>
-              <w:rPr>
-                <w:rFonts w:ascii="Times New Roman" w:hAnsi="Times New Roman" w:cs="Times New Roman"/>
-                <w:sz w:val="18"/>
-                <w:szCs w:val="18"/>
-                <w:lang w:val="en-US"/>
-              </w:rPr>
-              <w:t>id</w:t>
+              </w:rPr>
+              <w:t>if</w:t>
             </w:r>
             <w:proofErr w:type="spellEnd"/>
             <w:r>
@@ -2586,26 +2562,8 @@
                 <w:rFonts w:ascii="Times New Roman" w:hAnsi="Times New Roman" w:cs="Times New Roman"/>
                 <w:sz w:val="18"/>
                 <w:szCs w:val="18"/>
-                <w:lang w:val="en-US"/>
-              </w:rPr>
-              <w:t xml:space="preserve">}} </w:t>
-            </w:r>
-            <w:r>
-              <w:rPr>
-                <w:rFonts w:ascii="Times New Roman" w:hAnsi="Times New Roman" w:cs="Times New Roman"/>
-                <w:sz w:val="18"/>
-                <w:szCs w:val="18"/>
-              </w:rPr>
-              <w:t>от</w:t>
-            </w:r>
-            <w:r>
-              <w:rPr>
-                <w:rFonts w:ascii="Times New Roman" w:hAnsi="Times New Roman" w:cs="Times New Roman"/>
-                <w:sz w:val="18"/>
-                <w:szCs w:val="18"/>
-                <w:lang w:val="en-US"/>
-              </w:rPr>
-              <w:t xml:space="preserve"> {{</w:t>
+              </w:rPr>
+              <w:t xml:space="preserve"> </w:t>
             </w:r>
             <w:proofErr w:type="spellStart"/>
             <w:r>
@@ -2613,7 +2571,96 @@
                 <w:rFonts w:ascii="Times New Roman" w:hAnsi="Times New Roman" w:cs="Times New Roman"/>
                 <w:sz w:val="18"/>
                 <w:szCs w:val="18"/>
-                <w:lang w:val="en-US"/>
+              </w:rPr>
+              <w:t>pts_id</w:t>
+            </w:r>
+            <w:proofErr w:type="spellEnd"/>
+            <w:r>
+              <w:rPr>
+                <w:rFonts w:ascii="Times New Roman" w:hAnsi="Times New Roman" w:cs="Times New Roman"/>
+                <w:sz w:val="18"/>
+                <w:szCs w:val="18"/>
+              </w:rPr>
+              <w:t xml:space="preserve"> </w:t>
+            </w:r>
+            <w:proofErr w:type="gramStart"/>
+            <w:r>
+              <w:rPr>
+                <w:rFonts w:ascii="Times New Roman" w:hAnsi="Times New Roman" w:cs="Times New Roman"/>
+                <w:sz w:val="18"/>
+                <w:szCs w:val="18"/>
+              </w:rPr>
+              <w:t>%}{</w:t>
+            </w:r>
+            <w:proofErr w:type="gramEnd"/>
+            <w:r>
+              <w:rPr>
+                <w:rFonts w:ascii="Times New Roman" w:hAnsi="Times New Roman" w:cs="Times New Roman"/>
+                <w:sz w:val="18"/>
+                <w:szCs w:val="18"/>
+              </w:rPr>
+              <w:t xml:space="preserve">{ </w:t>
+            </w:r>
+            <w:proofErr w:type="spellStart"/>
+            <w:r>
+              <w:rPr>
+                <w:rFonts w:ascii="Times New Roman" w:hAnsi="Times New Roman" w:cs="Times New Roman"/>
+                <w:sz w:val="18"/>
+                <w:szCs w:val="18"/>
+              </w:rPr>
+              <w:t>pts_id</w:t>
+            </w:r>
+            <w:proofErr w:type="spellEnd"/>
+            <w:r>
+              <w:rPr>
+                <w:rFonts w:ascii="Times New Roman" w:hAnsi="Times New Roman" w:cs="Times New Roman"/>
+                <w:sz w:val="18"/>
+                <w:szCs w:val="18"/>
+              </w:rPr>
+              <w:t xml:space="preserve"> }}{% </w:t>
+            </w:r>
+            <w:proofErr w:type="spellStart"/>
+            <w:r>
+              <w:rPr>
+                <w:rFonts w:ascii="Times New Roman" w:hAnsi="Times New Roman" w:cs="Times New Roman"/>
+                <w:sz w:val="18"/>
+                <w:szCs w:val="18"/>
+              </w:rPr>
+              <w:t>endif</w:t>
+            </w:r>
+            <w:proofErr w:type="spellEnd"/>
+            <w:r>
+              <w:rPr>
+                <w:rFonts w:ascii="Times New Roman" w:hAnsi="Times New Roman" w:cs="Times New Roman"/>
+                <w:sz w:val="18"/>
+                <w:szCs w:val="18"/>
+              </w:rPr>
+              <w:t xml:space="preserve"> %}{% </w:t>
+            </w:r>
+            <w:proofErr w:type="spellStart"/>
+            <w:r>
+              <w:rPr>
+                <w:rFonts w:ascii="Times New Roman" w:hAnsi="Times New Roman" w:cs="Times New Roman"/>
+                <w:sz w:val="18"/>
+                <w:szCs w:val="18"/>
+              </w:rPr>
+              <w:t>if</w:t>
+            </w:r>
+            <w:proofErr w:type="spellEnd"/>
+            <w:r>
+              <w:rPr>
+                <w:rFonts w:ascii="Times New Roman" w:hAnsi="Times New Roman" w:cs="Times New Roman"/>
+                <w:sz w:val="18"/>
+                <w:szCs w:val="18"/>
+              </w:rPr>
+              <w:t xml:space="preserve"> </w:t>
+            </w:r>
+            <w:proofErr w:type="spellStart"/>
+            <w:r>
+              <w:rPr>
+                <w:rFonts w:ascii="Times New Roman" w:hAnsi="Times New Roman" w:cs="Times New Roman"/>
+                <w:sz w:val="18"/>
+                <w:szCs w:val="18"/>
               </w:rPr>
               <w:t>pts_date</w:t>
             </w:r>
@@ -2623,9 +2670,152 @@
                 <w:rFonts w:ascii="Times New Roman" w:hAnsi="Times New Roman" w:cs="Times New Roman"/>
                 <w:sz w:val="18"/>
                 <w:szCs w:val="18"/>
-                <w:lang w:val="en-US"/>
-              </w:rPr>
-              <w:t>}}</w:t>
+              </w:rPr>
+              <w:t xml:space="preserve"> </w:t>
+            </w:r>
+            <w:proofErr w:type="spellStart"/>
+            <w:r>
+              <w:rPr>
+                <w:rFonts w:ascii="Times New Roman" w:hAnsi="Times New Roman" w:cs="Times New Roman"/>
+                <w:sz w:val="18"/>
+                <w:szCs w:val="18"/>
+              </w:rPr>
+              <w:t>and</w:t>
+            </w:r>
+            <w:proofErr w:type="spellEnd"/>
+            <w:r>
+              <w:rPr>
+                <w:rFonts w:ascii="Times New Roman" w:hAnsi="Times New Roman" w:cs="Times New Roman"/>
+                <w:sz w:val="18"/>
+                <w:szCs w:val="18"/>
+              </w:rPr>
+              <w:t xml:space="preserve"> </w:t>
+            </w:r>
+            <w:proofErr w:type="spellStart"/>
+            <w:r>
+              <w:rPr>
+                <w:rFonts w:ascii="Times New Roman" w:hAnsi="Times New Roman" w:cs="Times New Roman"/>
+                <w:sz w:val="18"/>
+                <w:szCs w:val="18"/>
+              </w:rPr>
+              <w:t>pts_id</w:t>
+            </w:r>
+            <w:proofErr w:type="spellEnd"/>
+            <w:r>
+              <w:rPr>
+                <w:rFonts w:ascii="Times New Roman" w:hAnsi="Times New Roman" w:cs="Times New Roman"/>
+                <w:sz w:val="18"/>
+                <w:szCs w:val="18"/>
+              </w:rPr>
+              <w:t xml:space="preserve"> %} от {{ </w:t>
+            </w:r>
+            <w:proofErr w:type="spellStart"/>
+            <w:r>
+              <w:rPr>
+                <w:rFonts w:ascii="Times New Roman" w:hAnsi="Times New Roman" w:cs="Times New Roman"/>
+                <w:sz w:val="18"/>
+                <w:szCs w:val="18"/>
+              </w:rPr>
+              <w:t>pts_date</w:t>
+            </w:r>
+            <w:proofErr w:type="spellEnd"/>
+            <w:r>
+              <w:rPr>
+                <w:rFonts w:ascii="Times New Roman" w:hAnsi="Times New Roman" w:cs="Times New Roman"/>
+                <w:sz w:val="18"/>
+                <w:szCs w:val="18"/>
+              </w:rPr>
+              <w:t xml:space="preserve"> }}{% </w:t>
+            </w:r>
+            <w:proofErr w:type="spellStart"/>
+            <w:r>
+              <w:rPr>
+                <w:rFonts w:ascii="Times New Roman" w:hAnsi="Times New Roman" w:cs="Times New Roman"/>
+                <w:sz w:val="18"/>
+                <w:szCs w:val="18"/>
+              </w:rPr>
+              <w:t>endif</w:t>
+            </w:r>
+            <w:proofErr w:type="spellEnd"/>
+            <w:r>
+              <w:rPr>
+                <w:rFonts w:ascii="Times New Roman" w:hAnsi="Times New Roman" w:cs="Times New Roman"/>
+                <w:sz w:val="18"/>
+                <w:szCs w:val="18"/>
+              </w:rPr>
+              <w:t xml:space="preserve"> %}{% </w:t>
+            </w:r>
+            <w:proofErr w:type="spellStart"/>
+            <w:r>
+              <w:rPr>
+                <w:rFonts w:ascii="Times New Roman" w:hAnsi="Times New Roman" w:cs="Times New Roman"/>
+                <w:sz w:val="18"/>
+                <w:szCs w:val="18"/>
+              </w:rPr>
+              <w:t>if</w:t>
+            </w:r>
+            <w:proofErr w:type="spellEnd"/>
+            <w:r>
+              <w:rPr>
+                <w:rFonts w:ascii="Times New Roman" w:hAnsi="Times New Roman" w:cs="Times New Roman"/>
+                <w:sz w:val="18"/>
+                <w:szCs w:val="18"/>
+              </w:rPr>
+              <w:t xml:space="preserve"> </w:t>
+            </w:r>
+            <w:proofErr w:type="spellStart"/>
+            <w:r>
+              <w:rPr>
+                <w:rFonts w:ascii="Times New Roman" w:hAnsi="Times New Roman" w:cs="Times New Roman"/>
+                <w:sz w:val="18"/>
+                <w:szCs w:val="18"/>
+              </w:rPr>
+              <w:t>not</w:t>
+            </w:r>
+            <w:proofErr w:type="spellEnd"/>
+            <w:r>
+              <w:rPr>
+                <w:rFonts w:ascii="Times New Roman" w:hAnsi="Times New Roman" w:cs="Times New Roman"/>
+                <w:sz w:val="18"/>
+                <w:szCs w:val="18"/>
+              </w:rPr>
+              <w:t xml:space="preserve"> </w:t>
+            </w:r>
+            <w:proofErr w:type="spellStart"/>
+            <w:r>
+              <w:rPr>
+                <w:rFonts w:ascii="Times New Roman" w:hAnsi="Times New Roman" w:cs="Times New Roman"/>
+                <w:sz w:val="18"/>
+                <w:szCs w:val="18"/>
+              </w:rPr>
+              <w:t>pts_id</w:t>
+            </w:r>
+            <w:proofErr w:type="spellEnd"/>
+            <w:r>
+              <w:rPr>
+                <w:rFonts w:ascii="Times New Roman" w:hAnsi="Times New Roman" w:cs="Times New Roman"/>
+                <w:sz w:val="18"/>
+                <w:szCs w:val="18"/>
+              </w:rPr>
+              <w:t xml:space="preserve"> %}Отсутствует{% </w:t>
+            </w:r>
+            <w:proofErr w:type="spellStart"/>
+            <w:r>
+              <w:rPr>
+                <w:rFonts w:ascii="Times New Roman" w:hAnsi="Times New Roman" w:cs="Times New Roman"/>
+                <w:sz w:val="18"/>
+                <w:szCs w:val="18"/>
+              </w:rPr>
+              <w:t>endif</w:t>
+            </w:r>
+            <w:proofErr w:type="spellEnd"/>
+            <w:r>
+              <w:rPr>
+                <w:rFonts w:ascii="Times New Roman" w:hAnsi="Times New Roman" w:cs="Times New Roman"/>
+                <w:sz w:val="18"/>
+                <w:szCs w:val="18"/>
+              </w:rPr>
+              <w:t xml:space="preserve"> %}</w:t>
             </w:r>
           </w:p>
         </w:tc>
@@ -2723,6 +2913,66 @@
                 <w:szCs w:val="18"/>
                 <w:lang w:val="en-US"/>
               </w:rPr>
+              <w:t xml:space="preserve"> </w:t>
+            </w:r>
+            <w:proofErr w:type="gramStart"/>
+            <w:r>
+              <w:rPr>
+                <w:rFonts w:ascii="Times New Roman" w:hAnsi="Times New Roman" w:cs="Times New Roman"/>
+                <w:sz w:val="18"/>
+                <w:szCs w:val="18"/>
+                <w:lang w:val="en-US"/>
+              </w:rPr>
+              <w:t>%}{</w:t>
+            </w:r>
+            <w:proofErr w:type="gramEnd"/>
+            <w:r>
+              <w:rPr>
+                <w:rFonts w:ascii="Times New Roman" w:hAnsi="Times New Roman" w:cs="Times New Roman"/>
+                <w:sz w:val="18"/>
+                <w:szCs w:val="18"/>
+                <w:lang w:val="en-US"/>
+              </w:rPr>
+              <w:t xml:space="preserve">{ </w:t>
+            </w:r>
+            <w:proofErr w:type="spellStart"/>
+            <w:r>
+              <w:rPr>
+                <w:rFonts w:ascii="Times New Roman" w:hAnsi="Times New Roman" w:cs="Times New Roman"/>
+                <w:sz w:val="18"/>
+                <w:szCs w:val="18"/>
+                <w:lang w:val="en-US"/>
+              </w:rPr>
+              <w:t>sts_id</w:t>
+            </w:r>
+            <w:proofErr w:type="spellEnd"/>
+            <w:r>
+              <w:rPr>
+                <w:rFonts w:ascii="Times New Roman" w:hAnsi="Times New Roman" w:cs="Times New Roman"/>
+                <w:sz w:val="18"/>
+                <w:szCs w:val="18"/>
+                <w:lang w:val="en-US"/>
+              </w:rPr>
+              <w:t xml:space="preserve"> }}{% endif %}{% if </w:t>
+            </w:r>
+            <w:proofErr w:type="spellStart"/>
+            <w:r>
+              <w:rPr>
+                <w:rFonts w:ascii="Times New Roman" w:hAnsi="Times New Roman" w:cs="Times New Roman"/>
+                <w:sz w:val="18"/>
+                <w:szCs w:val="18"/>
+                <w:lang w:val="en-US"/>
+              </w:rPr>
+              <w:t>sts_date</w:t>
+            </w:r>
+            <w:proofErr w:type="spellEnd"/>
+            <w:r>
+              <w:rPr>
+                <w:rFonts w:ascii="Times New Roman" w:hAnsi="Times New Roman" w:cs="Times New Roman"/>
+                <w:sz w:val="18"/>
+                <w:szCs w:val="18"/>
+                <w:lang w:val="en-US"/>
+              </w:rPr>
               <w:t xml:space="preserve"> and </w:t>
             </w:r>
             <w:proofErr w:type="spellStart"/>
@@ -2733,6 +2983,43 @@
                 <w:szCs w:val="18"/>
                 <w:lang w:val="en-US"/>
               </w:rPr>
+              <w:t>sts_id</w:t>
+            </w:r>
+            <w:proofErr w:type="spellEnd"/>
+            <w:r>
+              <w:rPr>
+                <w:rFonts w:ascii="Times New Roman" w:hAnsi="Times New Roman" w:cs="Times New Roman"/>
+                <w:sz w:val="18"/>
+                <w:szCs w:val="18"/>
+                <w:lang w:val="en-US"/>
+              </w:rPr>
+              <w:t xml:space="preserve"> %} </w:t>
+            </w:r>
+            <w:r>
+              <w:rPr>
+                <w:rFonts w:ascii="Times New Roman" w:hAnsi="Times New Roman" w:cs="Times New Roman"/>
+                <w:sz w:val="18"/>
+                <w:szCs w:val="18"/>
+              </w:rPr>
+              <w:t>от</w:t>
+            </w:r>
+            <w:r>
+              <w:rPr>
+                <w:rFonts w:ascii="Times New Roman" w:hAnsi="Times New Roman" w:cs="Times New Roman"/>
+                <w:sz w:val="18"/>
+                <w:szCs w:val="18"/>
+                <w:lang w:val="en-US"/>
+              </w:rPr>
+              <w:t xml:space="preserve"> {{ </w:t>
+            </w:r>
+            <w:proofErr w:type="spellStart"/>
+            <w:r>
+              <w:rPr>
+                <w:rFonts w:ascii="Times New Roman" w:hAnsi="Times New Roman" w:cs="Times New Roman"/>
+                <w:sz w:val="18"/>
+                <w:szCs w:val="18"/>
+                <w:lang w:val="en-US"/>
+              </w:rPr>
               <w:t>sts_date</w:t>
             </w:r>
             <w:proofErr w:type="spellEnd"/>
@@ -2743,27 +3030,7 @@
                 <w:szCs w:val="18"/>
                 <w:lang w:val="en-US"/>
               </w:rPr>
-              <w:t xml:space="preserve"> </w:t>
-            </w:r>
-            <w:proofErr w:type="gramStart"/>
-            <w:r>
-              <w:rPr>
-                <w:rFonts w:ascii="Times New Roman" w:hAnsi="Times New Roman" w:cs="Times New Roman"/>
-                <w:sz w:val="18"/>
-                <w:szCs w:val="18"/>
-                <w:lang w:val="en-US"/>
-              </w:rPr>
-              <w:t>%}{</w:t>
-            </w:r>
-            <w:proofErr w:type="gramEnd"/>
-            <w:r>
-              <w:rPr>
-                <w:rFonts w:ascii="Times New Roman" w:hAnsi="Times New Roman" w:cs="Times New Roman"/>
-                <w:sz w:val="18"/>
-                <w:szCs w:val="18"/>
-                <w:lang w:val="en-US"/>
-              </w:rPr>
-              <w:t xml:space="preserve">{ </w:t>
+              <w:t xml:space="preserve"> }}{% endif %}{% if not </w:t>
             </w:r>
             <w:proofErr w:type="spellStart"/>
             <w:r>
@@ -2783,44 +3050,7 @@
                 <w:szCs w:val="18"/>
                 <w:lang w:val="en-US"/>
               </w:rPr>
-              <w:t xml:space="preserve"> }} </w:t>
-            </w:r>
-            <w:r>
-              <w:rPr>
-                <w:rFonts w:ascii="Times New Roman" w:hAnsi="Times New Roman" w:cs="Times New Roman"/>
-                <w:sz w:val="18"/>
-                <w:szCs w:val="18"/>
-              </w:rPr>
-              <w:t>от</w:t>
-            </w:r>
-            <w:r>
-              <w:rPr>
-                <w:rFonts w:ascii="Times New Roman" w:hAnsi="Times New Roman" w:cs="Times New Roman"/>
-                <w:sz w:val="18"/>
-                <w:szCs w:val="18"/>
-                <w:lang w:val="en-US"/>
-              </w:rPr>
-              <w:t xml:space="preserve"> {{ </w:t>
-            </w:r>
-            <w:proofErr w:type="spellStart"/>
-            <w:r>
-              <w:rPr>
-                <w:rFonts w:ascii="Times New Roman" w:hAnsi="Times New Roman" w:cs="Times New Roman"/>
-                <w:sz w:val="18"/>
-                <w:szCs w:val="18"/>
-                <w:lang w:val="en-US"/>
-              </w:rPr>
-              <w:t>sts_date</w:t>
-            </w:r>
-            <w:proofErr w:type="spellEnd"/>
-            <w:r>
-              <w:rPr>
-                <w:rFonts w:ascii="Times New Roman" w:hAnsi="Times New Roman" w:cs="Times New Roman"/>
-                <w:sz w:val="18"/>
-                <w:szCs w:val="18"/>
-                <w:lang w:val="en-US"/>
-              </w:rPr>
-              <w:t xml:space="preserve"> }}{% else %}</w:t>
+              <w:t xml:space="preserve"> %}</w:t>
             </w:r>
             <w:r>
               <w:rPr>
@@ -3097,77 +3327,277 @@
           <w:sz w:val="18"/>
           <w:szCs w:val="18"/>
         </w:rPr>
-        <w:t>{{</w:t>
-      </w:r>
-      <w:r>
-        <w:rPr>
-          <w:rFonts w:ascii="Times New Roman" w:hAnsi="Times New Roman" w:cs="Times New Roman"/>
-          <w:sz w:val="18"/>
-          <w:szCs w:val="18"/>
-          <w:lang w:val="en-US"/>
-        </w:rPr>
-        <w:t>pts</w:t>
-      </w:r>
-      <w:r>
-        <w:rPr>
-          <w:rFonts w:ascii="Times New Roman" w:hAnsi="Times New Roman" w:cs="Times New Roman"/>
-          <w:b/>
-          <w:bCs/>
-          <w:sz w:val="18"/>
-          <w:szCs w:val="18"/>
-        </w:rPr>
-        <w:t>_</w:t>
-      </w:r>
-      <w:r>
-        <w:rPr>
-          <w:rFonts w:ascii="Times New Roman" w:hAnsi="Times New Roman" w:cs="Times New Roman"/>
-          <w:sz w:val="18"/>
-          <w:szCs w:val="18"/>
-          <w:lang w:val="en-US"/>
-        </w:rPr>
-        <w:t>id</w:t>
-      </w:r>
-      <w:r>
-        <w:rPr>
-          <w:rFonts w:ascii="Times New Roman" w:hAnsi="Times New Roman" w:cs="Times New Roman"/>
-          <w:sz w:val="18"/>
-          <w:szCs w:val="18"/>
-        </w:rPr>
-        <w:t>}} от {{</w:t>
-      </w:r>
-      <w:r>
-        <w:rPr>
-          <w:rFonts w:ascii="Times New Roman" w:hAnsi="Times New Roman" w:cs="Times New Roman"/>
-          <w:sz w:val="18"/>
-          <w:szCs w:val="18"/>
-          <w:lang w:val="en-US"/>
-        </w:rPr>
-        <w:t>pts</w:t>
-      </w:r>
-      <w:r>
-        <w:rPr>
-          <w:rFonts w:ascii="Times New Roman" w:hAnsi="Times New Roman" w:cs="Times New Roman"/>
-          <w:sz w:val="18"/>
-          <w:szCs w:val="18"/>
-        </w:rPr>
-        <w:t>_</w:t>
-      </w:r>
-      <w:r>
-        <w:rPr>
-          <w:rFonts w:ascii="Times New Roman" w:hAnsi="Times New Roman" w:cs="Times New Roman"/>
-          <w:sz w:val="18"/>
-          <w:szCs w:val="18"/>
-          <w:lang w:val="en-US"/>
-        </w:rPr>
-        <w:t>date</w:t>
-      </w:r>
-      <w:r>
-        <w:rPr>
-          <w:rFonts w:ascii="Times New Roman" w:hAnsi="Times New Roman" w:cs="Times New Roman"/>
-          <w:sz w:val="18"/>
-          <w:szCs w:val="18"/>
-        </w:rPr>
-        <w:t>}}</w:t>
+        <w:t xml:space="preserve">{% </w:t>
+      </w:r>
+      <w:proofErr w:type="spellStart"/>
+      <w:r>
+        <w:rPr>
+          <w:rFonts w:ascii="Times New Roman" w:hAnsi="Times New Roman" w:cs="Times New Roman"/>
+          <w:sz w:val="18"/>
+          <w:szCs w:val="18"/>
+        </w:rPr>
+        <w:t>if</w:t>
+      </w:r>
+      <w:proofErr w:type="spellEnd"/>
+      <w:r>
+        <w:rPr>
+          <w:rFonts w:ascii="Times New Roman" w:hAnsi="Times New Roman" w:cs="Times New Roman"/>
+          <w:sz w:val="18"/>
+          <w:szCs w:val="18"/>
+        </w:rPr>
+        <w:t xml:space="preserve"> </w:t>
+      </w:r>
+      <w:proofErr w:type="spellStart"/>
+      <w:r>
+        <w:rPr>
+          <w:rFonts w:ascii="Times New Roman" w:hAnsi="Times New Roman" w:cs="Times New Roman"/>
+          <w:sz w:val="18"/>
+          <w:szCs w:val="18"/>
+        </w:rPr>
+        <w:t>pts_id</w:t>
+      </w:r>
+      <w:proofErr w:type="spellEnd"/>
+      <w:r>
+        <w:rPr>
+          <w:rFonts w:ascii="Times New Roman" w:hAnsi="Times New Roman" w:cs="Times New Roman"/>
+          <w:sz w:val="18"/>
+          <w:szCs w:val="18"/>
+        </w:rPr>
+        <w:t xml:space="preserve"> </w:t>
+      </w:r>
+      <w:proofErr w:type="gramStart"/>
+      <w:r>
+        <w:rPr>
+          <w:rFonts w:ascii="Times New Roman" w:hAnsi="Times New Roman" w:cs="Times New Roman"/>
+          <w:sz w:val="18"/>
+          <w:szCs w:val="18"/>
+        </w:rPr>
+        <w:t>%}{</w:t>
+      </w:r>
+      <w:proofErr w:type="gramEnd"/>
+      <w:r>
+        <w:rPr>
+          <w:rFonts w:ascii="Times New Roman" w:hAnsi="Times New Roman" w:cs="Times New Roman"/>
+          <w:sz w:val="18"/>
+          <w:szCs w:val="18"/>
+        </w:rPr>
+        <w:t xml:space="preserve">{ </w:t>
+      </w:r>
+      <w:proofErr w:type="spellStart"/>
+      <w:r>
+        <w:rPr>
+          <w:rFonts w:ascii="Times New Roman" w:hAnsi="Times New Roman" w:cs="Times New Roman"/>
+          <w:sz w:val="18"/>
+          <w:szCs w:val="18"/>
+        </w:rPr>
+        <w:t>pts_id</w:t>
+      </w:r>
+      <w:proofErr w:type="spellEnd"/>
+      <w:r>
+        <w:rPr>
+          <w:rFonts w:ascii="Times New Roman" w:hAnsi="Times New Roman" w:cs="Times New Roman"/>
+          <w:sz w:val="18"/>
+          <w:szCs w:val="18"/>
+        </w:rPr>
+        <w:t xml:space="preserve"> }}{% </w:t>
+      </w:r>
+      <w:proofErr w:type="spellStart"/>
+      <w:r>
+        <w:rPr>
+          <w:rFonts w:ascii="Times New Roman" w:hAnsi="Times New Roman" w:cs="Times New Roman"/>
+          <w:sz w:val="18"/>
+          <w:szCs w:val="18"/>
+        </w:rPr>
+        <w:t>endif</w:t>
+      </w:r>
+      <w:proofErr w:type="spellEnd"/>
+      <w:r>
+        <w:rPr>
+          <w:rFonts w:ascii="Times New Roman" w:hAnsi="Times New Roman" w:cs="Times New Roman"/>
+          <w:sz w:val="18"/>
+          <w:szCs w:val="18"/>
+        </w:rPr>
+        <w:t xml:space="preserve"> %}{% </w:t>
+      </w:r>
+      <w:proofErr w:type="spellStart"/>
+      <w:r>
+        <w:rPr>
+          <w:rFonts w:ascii="Times New Roman" w:hAnsi="Times New Roman" w:cs="Times New Roman"/>
+          <w:sz w:val="18"/>
+          <w:szCs w:val="18"/>
+        </w:rPr>
+        <w:t>if</w:t>
+      </w:r>
+      <w:proofErr w:type="spellEnd"/>
+      <w:r>
+        <w:rPr>
+          <w:rFonts w:ascii="Times New Roman" w:hAnsi="Times New Roman" w:cs="Times New Roman"/>
+          <w:sz w:val="18"/>
+          <w:szCs w:val="18"/>
+        </w:rPr>
+        <w:t xml:space="preserve"> </w:t>
+      </w:r>
+      <w:proofErr w:type="spellStart"/>
+      <w:r>
+        <w:rPr>
+          <w:rFonts w:ascii="Times New Roman" w:hAnsi="Times New Roman" w:cs="Times New Roman"/>
+          <w:sz w:val="18"/>
+          <w:szCs w:val="18"/>
+        </w:rPr>
+        <w:t>pts_date</w:t>
+      </w:r>
+      <w:proofErr w:type="spellEnd"/>
+      <w:r>
+        <w:rPr>
+          <w:rFonts w:ascii="Times New Roman" w:hAnsi="Times New Roman" w:cs="Times New Roman"/>
+          <w:sz w:val="18"/>
+          <w:szCs w:val="18"/>
+        </w:rPr>
+        <w:t xml:space="preserve"> </w:t>
+      </w:r>
+      <w:proofErr w:type="spellStart"/>
+      <w:r>
+        <w:rPr>
+          <w:rFonts w:ascii="Times New Roman" w:hAnsi="Times New Roman" w:cs="Times New Roman"/>
+          <w:sz w:val="18"/>
+          <w:szCs w:val="18"/>
+        </w:rPr>
+        <w:t>and</w:t>
+      </w:r>
+      <w:proofErr w:type="spellEnd"/>
+      <w:r>
+        <w:rPr>
+          <w:rFonts w:ascii="Times New Roman" w:hAnsi="Times New Roman" w:cs="Times New Roman"/>
+          <w:sz w:val="18"/>
+          <w:szCs w:val="18"/>
+        </w:rPr>
+        <w:t xml:space="preserve"> </w:t>
+      </w:r>
+      <w:proofErr w:type="spellStart"/>
+      <w:r>
+        <w:rPr>
+          <w:rFonts w:ascii="Times New Roman" w:hAnsi="Times New Roman" w:cs="Times New Roman"/>
+          <w:sz w:val="18"/>
+          <w:szCs w:val="18"/>
+        </w:rPr>
+        <w:t>pts_id</w:t>
+      </w:r>
+      <w:proofErr w:type="spellEnd"/>
+      <w:r>
+        <w:rPr>
+          <w:rFonts w:ascii="Times New Roman" w:hAnsi="Times New Roman" w:cs="Times New Roman"/>
+          <w:sz w:val="18"/>
+          <w:szCs w:val="18"/>
+        </w:rPr>
+        <w:t xml:space="preserve"> %} от {{ </w:t>
+      </w:r>
+      <w:proofErr w:type="spellStart"/>
+      <w:r>
+        <w:rPr>
+          <w:rFonts w:ascii="Times New Roman" w:hAnsi="Times New Roman" w:cs="Times New Roman"/>
+          <w:sz w:val="18"/>
+          <w:szCs w:val="18"/>
+        </w:rPr>
+        <w:t>pts_date</w:t>
+      </w:r>
+      <w:proofErr w:type="spellEnd"/>
+      <w:r>
+        <w:rPr>
+          <w:rFonts w:ascii="Times New Roman" w:hAnsi="Times New Roman" w:cs="Times New Roman"/>
+          <w:sz w:val="18"/>
+          <w:szCs w:val="18"/>
+        </w:rPr>
+        <w:t xml:space="preserve"> }}{% </w:t>
+      </w:r>
+      <w:proofErr w:type="spellStart"/>
+      <w:r>
+        <w:rPr>
+          <w:rFonts w:ascii="Times New Roman" w:hAnsi="Times New Roman" w:cs="Times New Roman"/>
+          <w:sz w:val="18"/>
+          <w:szCs w:val="18"/>
+        </w:rPr>
+        <w:t>endif</w:t>
+      </w:r>
+      <w:proofErr w:type="spellEnd"/>
+      <w:r>
+        <w:rPr>
+          <w:rFonts w:ascii="Times New Roman" w:hAnsi="Times New Roman" w:cs="Times New Roman"/>
+          <w:sz w:val="18"/>
+          <w:szCs w:val="18"/>
+        </w:rPr>
+        <w:t xml:space="preserve"> %}{% </w:t>
+      </w:r>
+      <w:proofErr w:type="spellStart"/>
+      <w:r>
+        <w:rPr>
+          <w:rFonts w:ascii="Times New Roman" w:hAnsi="Times New Roman" w:cs="Times New Roman"/>
+          <w:sz w:val="18"/>
+          <w:szCs w:val="18"/>
+        </w:rPr>
+        <w:t>if</w:t>
+      </w:r>
+      <w:proofErr w:type="spellEnd"/>
+      <w:r>
+        <w:rPr>
+          <w:rFonts w:ascii="Times New Roman" w:hAnsi="Times New Roman" w:cs="Times New Roman"/>
+          <w:sz w:val="18"/>
+          <w:szCs w:val="18"/>
+        </w:rPr>
+        <w:t xml:space="preserve"> </w:t>
+      </w:r>
+      <w:proofErr w:type="spellStart"/>
+      <w:r>
+        <w:rPr>
+          <w:rFonts w:ascii="Times New Roman" w:hAnsi="Times New Roman" w:cs="Times New Roman"/>
+          <w:sz w:val="18"/>
+          <w:szCs w:val="18"/>
+        </w:rPr>
+        <w:t>not</w:t>
+      </w:r>
+      <w:proofErr w:type="spellEnd"/>
+      <w:r>
+        <w:rPr>
+          <w:rFonts w:ascii="Times New Roman" w:hAnsi="Times New Roman" w:cs="Times New Roman"/>
+          <w:sz w:val="18"/>
+          <w:szCs w:val="18"/>
+        </w:rPr>
+        <w:t xml:space="preserve"> </w:t>
+      </w:r>
+      <w:proofErr w:type="spellStart"/>
+      <w:r>
+        <w:rPr>
+          <w:rFonts w:ascii="Times New Roman" w:hAnsi="Times New Roman" w:cs="Times New Roman"/>
+          <w:sz w:val="18"/>
+          <w:szCs w:val="18"/>
+        </w:rPr>
+        <w:t>pts_id</w:t>
+      </w:r>
+      <w:proofErr w:type="spellEnd"/>
+      <w:r>
+        <w:rPr>
+          <w:rFonts w:ascii="Times New Roman" w:hAnsi="Times New Roman" w:cs="Times New Roman"/>
+          <w:sz w:val="18"/>
+          <w:szCs w:val="18"/>
+        </w:rPr>
+        <w:t xml:space="preserve"> %}Отсутствует{% </w:t>
+      </w:r>
+      <w:proofErr w:type="spellStart"/>
+      <w:r>
+        <w:rPr>
+          <w:rFonts w:ascii="Times New Roman" w:hAnsi="Times New Roman" w:cs="Times New Roman"/>
+          <w:sz w:val="18"/>
+          <w:szCs w:val="18"/>
+        </w:rPr>
+        <w:t>endif</w:t>
+      </w:r>
+      <w:proofErr w:type="spellEnd"/>
+      <w:r>
+        <w:rPr>
+          <w:rFonts w:ascii="Times New Roman" w:hAnsi="Times New Roman" w:cs="Times New Roman"/>
+          <w:sz w:val="18"/>
+          <w:szCs w:val="18"/>
+        </w:rPr>
+        <w:t xml:space="preserve"> %}</w:t>
       </w:r>
     </w:p>
     <w:p>
@@ -3203,7 +3633,24 @@
           <w:sz w:val="18"/>
           <w:szCs w:val="18"/>
         </w:rPr>
-        <w:t>{{</w:t>
+        <w:t xml:space="preserve">{% </w:t>
+      </w:r>
+      <w:r>
+        <w:rPr>
+          <w:rFonts w:ascii="Times New Roman" w:hAnsi="Times New Roman" w:cs="Times New Roman"/>
+          <w:sz w:val="18"/>
+          <w:szCs w:val="18"/>
+          <w:lang w:val="en-US"/>
+        </w:rPr>
+        <w:t>if</w:t>
+      </w:r>
+      <w:r>
+        <w:rPr>
+          <w:rFonts w:ascii="Times New Roman" w:hAnsi="Times New Roman" w:cs="Times New Roman"/>
+          <w:sz w:val="18"/>
+          <w:szCs w:val="18"/>
+        </w:rPr>
+        <w:t xml:space="preserve"> </w:t>
       </w:r>
       <w:proofErr w:type="spellStart"/>
       <w:r>
@@ -3219,8 +3666,6 @@
       <w:r>
         <w:rPr>
           <w:rFonts w:ascii="Times New Roman" w:hAnsi="Times New Roman" w:cs="Times New Roman"/>
-          <w:b/>
-          <w:bCs/>
           <w:sz w:val="18"/>
           <w:szCs w:val="18"/>
         </w:rPr>
@@ -3241,7 +3686,7 @@
           <w:sz w:val="18"/>
           <w:szCs w:val="18"/>
         </w:rPr>
-        <w:t>}} от {{</w:t>
+        <w:t xml:space="preserve"> %}{{ </w:t>
       </w:r>
       <w:proofErr w:type="spellStart"/>
       <w:r>
@@ -3269,6 +3714,76 @@
           <w:szCs w:val="18"/>
           <w:lang w:val="en-US"/>
         </w:rPr>
+        <w:t>id</w:t>
+      </w:r>
+      <w:r>
+        <w:rPr>
+          <w:rFonts w:ascii="Times New Roman" w:hAnsi="Times New Roman" w:cs="Times New Roman"/>
+          <w:sz w:val="18"/>
+          <w:szCs w:val="18"/>
+        </w:rPr>
+        <w:t xml:space="preserve"> }}{% </w:t>
+      </w:r>
+      <w:r>
+        <w:rPr>
+          <w:rFonts w:ascii="Times New Roman" w:hAnsi="Times New Roman" w:cs="Times New Roman"/>
+          <w:sz w:val="18"/>
+          <w:szCs w:val="18"/>
+          <w:lang w:val="en-US"/>
+        </w:rPr>
+        <w:t>endif</w:t>
+      </w:r>
+      <w:r>
+        <w:rPr>
+          <w:rFonts w:ascii="Times New Roman" w:hAnsi="Times New Roman" w:cs="Times New Roman"/>
+          <w:sz w:val="18"/>
+          <w:szCs w:val="18"/>
+        </w:rPr>
+        <w:t xml:space="preserve"> %}{% </w:t>
+      </w:r>
+      <w:r>
+        <w:rPr>
+          <w:rFonts w:ascii="Times New Roman" w:hAnsi="Times New Roman" w:cs="Times New Roman"/>
+          <w:sz w:val="18"/>
+          <w:szCs w:val="18"/>
+          <w:lang w:val="en-US"/>
+        </w:rPr>
+        <w:t>if</w:t>
+      </w:r>
+      <w:r>
+        <w:rPr>
+          <w:rFonts w:ascii="Times New Roman" w:hAnsi="Times New Roman" w:cs="Times New Roman"/>
+          <w:sz w:val="18"/>
+          <w:szCs w:val="18"/>
+        </w:rPr>
+        <w:t xml:space="preserve"> </w:t>
+      </w:r>
+      <w:proofErr w:type="spellStart"/>
+      <w:r>
+        <w:rPr>
+          <w:rFonts w:ascii="Times New Roman" w:hAnsi="Times New Roman" w:cs="Times New Roman"/>
+          <w:sz w:val="18"/>
+          <w:szCs w:val="18"/>
+          <w:lang w:val="en-US"/>
+        </w:rPr>
+        <w:t>sts</w:t>
+      </w:r>
+      <w:proofErr w:type="spellEnd"/>
+      <w:r>
+        <w:rPr>
+          <w:rFonts w:ascii="Times New Roman" w:hAnsi="Times New Roman" w:cs="Times New Roman"/>
+          <w:sz w:val="18"/>
+          <w:szCs w:val="18"/>
+        </w:rPr>
+        <w:t>_</w:t>
+      </w:r>
+      <w:r>
+        <w:rPr>
+          <w:rFonts w:ascii="Times New Roman" w:hAnsi="Times New Roman" w:cs="Times New Roman"/>
+          <w:sz w:val="18"/>
+          <w:szCs w:val="18"/>
+          <w:lang w:val="en-US"/>
+        </w:rPr>
         <w:t>date</w:t>
       </w:r>
       <w:r>
@@ -3277,7 +3792,202 @@
           <w:sz w:val="18"/>
           <w:szCs w:val="18"/>
         </w:rPr>
-        <w:t>}}</w:t>
+        <w:t xml:space="preserve"> </w:t>
+      </w:r>
+      <w:r>
+        <w:rPr>
+          <w:rFonts w:ascii="Times New Roman" w:hAnsi="Times New Roman" w:cs="Times New Roman"/>
+          <w:sz w:val="18"/>
+          <w:szCs w:val="18"/>
+          <w:lang w:val="en-US"/>
+        </w:rPr>
+        <w:t>and</w:t>
+      </w:r>
+      <w:r>
+        <w:rPr>
+          <w:rFonts w:ascii="Times New Roman" w:hAnsi="Times New Roman" w:cs="Times New Roman"/>
+          <w:sz w:val="18"/>
+          <w:szCs w:val="18"/>
+        </w:rPr>
+        <w:t xml:space="preserve"> </w:t>
+      </w:r>
+      <w:proofErr w:type="spellStart"/>
+      <w:r>
+        <w:rPr>
+          <w:rFonts w:ascii="Times New Roman" w:hAnsi="Times New Roman" w:cs="Times New Roman"/>
+          <w:sz w:val="18"/>
+          <w:szCs w:val="18"/>
+          <w:lang w:val="en-US"/>
+        </w:rPr>
+        <w:t>sts</w:t>
+      </w:r>
+      <w:proofErr w:type="spellEnd"/>
+      <w:r>
+        <w:rPr>
+          <w:rFonts w:ascii="Times New Roman" w:hAnsi="Times New Roman" w:cs="Times New Roman"/>
+          <w:sz w:val="18"/>
+          <w:szCs w:val="18"/>
+        </w:rPr>
+        <w:t>_</w:t>
+      </w:r>
+      <w:r>
+        <w:rPr>
+          <w:rFonts w:ascii="Times New Roman" w:hAnsi="Times New Roman" w:cs="Times New Roman"/>
+          <w:sz w:val="18"/>
+          <w:szCs w:val="18"/>
+          <w:lang w:val="en-US"/>
+        </w:rPr>
+        <w:t>id</w:t>
+      </w:r>
+      <w:r>
+        <w:rPr>
+          <w:rFonts w:ascii="Times New Roman" w:hAnsi="Times New Roman" w:cs="Times New Roman"/>
+          <w:sz w:val="18"/>
+          <w:szCs w:val="18"/>
+        </w:rPr>
+        <w:t xml:space="preserve"> %} от {{ </w:t>
+      </w:r>
+      <w:proofErr w:type="spellStart"/>
+      <w:r>
+        <w:rPr>
+          <w:rFonts w:ascii="Times New Roman" w:hAnsi="Times New Roman" w:cs="Times New Roman"/>
+          <w:sz w:val="18"/>
+          <w:szCs w:val="18"/>
+          <w:lang w:val="en-US"/>
+        </w:rPr>
+        <w:t>sts</w:t>
+      </w:r>
+      <w:proofErr w:type="spellEnd"/>
+      <w:r>
+        <w:rPr>
+          <w:rFonts w:ascii="Times New Roman" w:hAnsi="Times New Roman" w:cs="Times New Roman"/>
+          <w:sz w:val="18"/>
+          <w:szCs w:val="18"/>
+        </w:rPr>
+        <w:t>_</w:t>
+      </w:r>
+      <w:r>
+        <w:rPr>
+          <w:rFonts w:ascii="Times New Roman" w:hAnsi="Times New Roman" w:cs="Times New Roman"/>
+          <w:sz w:val="18"/>
+          <w:szCs w:val="18"/>
+          <w:lang w:val="en-US"/>
+        </w:rPr>
+        <w:t>date</w:t>
+      </w:r>
+      <w:r>
+        <w:rPr>
+          <w:rFonts w:ascii="Times New Roman" w:hAnsi="Times New Roman" w:cs="Times New Roman"/>
+          <w:sz w:val="18"/>
+          <w:szCs w:val="18"/>
+        </w:rPr>
+        <w:t xml:space="preserve"> }}{% </w:t>
+      </w:r>
+      <w:r>
+        <w:rPr>
+          <w:rFonts w:ascii="Times New Roman" w:hAnsi="Times New Roman" w:cs="Times New Roman"/>
+          <w:sz w:val="18"/>
+          <w:szCs w:val="18"/>
+          <w:lang w:val="en-US"/>
+        </w:rPr>
+        <w:t>endif</w:t>
+      </w:r>
+      <w:r>
+        <w:rPr>
+          <w:rFonts w:ascii="Times New Roman" w:hAnsi="Times New Roman" w:cs="Times New Roman"/>
+          <w:sz w:val="18"/>
+          <w:szCs w:val="18"/>
+        </w:rPr>
+        <w:t xml:space="preserve"> %}{% </w:t>
+      </w:r>
+      <w:r>
+        <w:rPr>
+          <w:rFonts w:ascii="Times New Roman" w:hAnsi="Times New Roman" w:cs="Times New Roman"/>
+          <w:sz w:val="18"/>
+          <w:szCs w:val="18"/>
+          <w:lang w:val="en-US"/>
+        </w:rPr>
+        <w:t>if</w:t>
+      </w:r>
+      <w:r>
+        <w:rPr>
+          <w:rFonts w:ascii="Times New Roman" w:hAnsi="Times New Roman" w:cs="Times New Roman"/>
+          <w:sz w:val="18"/>
+          <w:szCs w:val="18"/>
+        </w:rPr>
+        <w:t xml:space="preserve"> </w:t>
+      </w:r>
+      <w:r>
+        <w:rPr>
+          <w:rFonts w:ascii="Times New Roman" w:hAnsi="Times New Roman" w:cs="Times New Roman"/>
+          <w:sz w:val="18"/>
+          <w:szCs w:val="18"/>
+          <w:lang w:val="en-US"/>
+        </w:rPr>
+        <w:t>not</w:t>
+      </w:r>
+      <w:r>
+        <w:rPr>
+          <w:rFonts w:ascii="Times New Roman" w:hAnsi="Times New Roman" w:cs="Times New Roman"/>
+          <w:sz w:val="18"/>
+          <w:szCs w:val="18"/>
+        </w:rPr>
+        <w:t xml:space="preserve"> </w:t>
+      </w:r>
+      <w:proofErr w:type="spellStart"/>
+      <w:r>
+        <w:rPr>
+          <w:rFonts w:ascii="Times New Roman" w:hAnsi="Times New Roman" w:cs="Times New Roman"/>
+          <w:sz w:val="18"/>
+          <w:szCs w:val="18"/>
+          <w:lang w:val="en-US"/>
+        </w:rPr>
+        <w:t>sts</w:t>
+      </w:r>
+      <w:proofErr w:type="spellEnd"/>
+      <w:r>
+        <w:rPr>
+          <w:rFonts w:ascii="Times New Roman" w:hAnsi="Times New Roman" w:cs="Times New Roman"/>
+          <w:sz w:val="18"/>
+          <w:szCs w:val="18"/>
+        </w:rPr>
+        <w:t>_</w:t>
+      </w:r>
+      <w:proofErr w:type="spellStart"/>
+      <w:r>
+        <w:rPr>
+          <w:rFonts w:ascii="Times New Roman" w:hAnsi="Times New Roman" w:cs="Times New Roman"/>
+          <w:sz w:val="18"/>
+          <w:szCs w:val="18"/>
+          <w:lang w:val="en-US"/>
+        </w:rPr>
+        <w:t>id</w:t>
+      </w:r>
+      <w:proofErr w:type="spellEnd"/>
+      <w:r>
+        <w:rPr>
+          <w:rFonts w:ascii="Times New Roman" w:hAnsi="Times New Roman" w:cs="Times New Roman"/>
+          <w:sz w:val="18"/>
+          <w:szCs w:val="18"/>
+        </w:rPr>
+        <w:t xml:space="preserve"> %}Отсутствует{% </w:t>
+      </w:r>
+      <w:r>
+        <w:rPr>
+          <w:rFonts w:ascii="Times New Roman" w:hAnsi="Times New Roman" w:cs="Times New Roman"/>
+          <w:sz w:val="18"/>
+          <w:szCs w:val="18"/>
+          <w:lang w:val="en-US"/>
+        </w:rPr>
+        <w:t>endif</w:t>
+      </w:r>
+      <w:r>
+        <w:rPr>
+          <w:rFonts w:ascii="Times New Roman" w:hAnsi="Times New Roman" w:cs="Times New Roman"/>
+          <w:sz w:val="18"/>
+          <w:szCs w:val="18"/>
+        </w:rPr>
+        <w:t xml:space="preserve"> %}</w:t>
       </w:r>
     </w:p>
     <w:p>
@@ -3822,27 +4532,40 @@
           <w:rFonts w:ascii="Times New Roman" w:hAnsi="Times New Roman" w:cs="Times New Roman"/>
           <w:sz w:val="18"/>
           <w:szCs w:val="18"/>
-          <w:lang w:val="en-US"/>
         </w:rPr>
         <w:t>{{</w:t>
       </w:r>
-      <w:proofErr w:type="spellStart"/>
-      <w:r>
-        <w:rPr>
-          <w:rFonts w:ascii="Times New Roman" w:hAnsi="Times New Roman" w:cs="Times New Roman"/>
-          <w:sz w:val="18"/>
-          <w:szCs w:val="18"/>
-          <w:lang w:val="en-US"/>
-        </w:rPr>
-        <w:t>additional_equipment</w:t>
-      </w:r>
-      <w:proofErr w:type="spellEnd"/>
-      <w:r>
-        <w:rPr>
-          <w:rFonts w:ascii="Times New Roman" w:hAnsi="Times New Roman" w:cs="Times New Roman"/>
-          <w:sz w:val="18"/>
-          <w:szCs w:val="18"/>
-          <w:lang w:val="en-US"/>
+      <w:r>
+        <w:rPr>
+          <w:rFonts w:ascii="Times New Roman" w:hAnsi="Times New Roman" w:cs="Times New Roman"/>
+          <w:sz w:val="18"/>
+          <w:szCs w:val="18"/>
+          <w:lang w:val="en-US"/>
+        </w:rPr>
+        <w:t>additional</w:t>
+      </w:r>
+      <w:r>
+        <w:rPr>
+          <w:rFonts w:ascii="Times New Roman" w:hAnsi="Times New Roman" w:cs="Times New Roman"/>
+          <w:sz w:val="18"/>
+          <w:szCs w:val="18"/>
+        </w:rPr>
+        <w:t>_</w:t>
+      </w:r>
+      <w:r>
+        <w:rPr>
+          <w:rFonts w:ascii="Times New Roman" w:hAnsi="Times New Roman" w:cs="Times New Roman"/>
+          <w:sz w:val="18"/>
+          <w:szCs w:val="18"/>
+          <w:lang w:val="en-US"/>
+        </w:rPr>
+        <w:t>equipment</w:t>
+      </w:r>
+      <w:r>
+        <w:rPr>
+          <w:rFonts w:ascii="Times New Roman" w:hAnsi="Times New Roman" w:cs="Times New Roman"/>
+          <w:sz w:val="18"/>
+          <w:szCs w:val="18"/>
         </w:rPr>
         <w:t>}}</w:t>
       </w:r>
@@ -6103,6 +6826,7 @@
                 <w:szCs w:val="18"/>
                 <w:lang w:val="en-US"/>
               </w:rPr>
+              <w:lastRenderedPageBreak/>
               <w:t>{% endif %}</w:t>
             </w:r>
           </w:p>
@@ -6138,6 +6862,7 @@
                 <w:sz w:val="18"/>
                 <w:szCs w:val="18"/>
               </w:rPr>
+              <w:lastRenderedPageBreak/>
               <w:t xml:space="preserve"> </w:t>
             </w:r>
           </w:p>
@@ -6207,7 +6932,6 @@
                 <w:rFonts w:ascii="Times New Roman" w:hAnsi="Times New Roman" w:cs="Times New Roman"/>
                 <w:sz w:val="18"/>
                 <w:szCs w:val="18"/>
-                <w:lang w:val="en-US"/>
               </w:rPr>
             </w:pPr>
             <w:r>
@@ -6215,9 +6939,7 @@
                 <w:rFonts w:ascii="Times New Roman" w:hAnsi="Times New Roman" w:cs="Times New Roman"/>
                 <w:sz w:val="18"/>
                 <w:szCs w:val="18"/>
-                <w:lang w:val="en-US"/>
-              </w:rPr>
-              <w:lastRenderedPageBreak/>
+              </w:rPr>
               <w:t xml:space="preserve">    </w:t>
             </w:r>
           </w:p>
@@ -6241,7 +6963,6 @@
                 <w:szCs w:val="18"/>
                 <w:lang w:val="en-US"/>
               </w:rPr>
-              <w:lastRenderedPageBreak/>
               <w:t xml:space="preserve">{% if </w:t>
             </w:r>
             <w:proofErr w:type="spellStart"/>
@@ -7396,7 +8117,6 @@
   <w:style w:type="character" w:default="1" w:styleId="a0">
     <w:name w:val="Default Paragraph Font"/>
     <w:uiPriority w:val="1"/>
-    <w:semiHidden/>
     <w:unhideWhenUsed/>
   </w:style>
   <w:style w:type="table" w:default="1" w:styleId="a1">

--- a/documents/templates/3_comissions_return(Акт возврата ТС через поручение).docx
+++ b/documents/templates/3_comissions_return(Акт возврата ТС через поручение).docx
@@ -104,56 +104,101 @@
       </w:r>
       <w:r>
         <w:rPr>
-          <w:rFonts w:ascii="Times New Roman" w:hAnsi="Times New Roman" w:cs="Times New Roman"/>
-          <w:i/>
-          <w:sz w:val="18"/>
-          <w:szCs w:val="18"/>
-          <w:lang w:val="en-US"/>
-        </w:rPr>
-        <w:t>doc</w:t>
-      </w:r>
-      <w:r>
-        <w:rPr>
-          <w:rFonts w:ascii="Times New Roman" w:hAnsi="Times New Roman" w:cs="Times New Roman"/>
-          <w:i/>
-          <w:sz w:val="18"/>
-          <w:szCs w:val="18"/>
-        </w:rPr>
-        <w:t>_</w:t>
-      </w:r>
-      <w:r>
-        <w:rPr>
-          <w:rFonts w:ascii="Times New Roman" w:hAnsi="Times New Roman" w:cs="Times New Roman"/>
-          <w:i/>
-          <w:sz w:val="18"/>
-          <w:szCs w:val="18"/>
-          <w:lang w:val="en-US"/>
-        </w:rPr>
-        <w:t>id</w:t>
-      </w:r>
-      <w:r>
-        <w:rPr>
-          <w:rFonts w:ascii="Times New Roman" w:hAnsi="Times New Roman" w:cs="Times New Roman"/>
-          <w:i/>
-          <w:sz w:val="18"/>
-          <w:szCs w:val="18"/>
-        </w:rPr>
-        <w:t>}}</w:t>
-      </w:r>
-      <w:r>
-        <w:rPr>
-          <w:rFonts w:ascii="Times New Roman" w:eastAsia="Times New Roman" w:hAnsi="Times New Roman" w:cs="Times New Roman"/>
-          <w:sz w:val="18"/>
-          <w:szCs w:val="18"/>
-          <w:lang w:eastAsia="ru-RU"/>
-        </w:rPr>
-        <w:t xml:space="preserve"> </w:t>
-      </w:r>
-      <w:r>
-        <w:rPr>
           <w:rFonts w:ascii="Times New Roman" w:eastAsia="Calibri" w:hAnsi="Times New Roman" w:cs="Times New Roman"/>
           <w:i/>
           <w:color w:val="000000"/>
+          <w:sz w:val="20"/>
+          <w:szCs w:val="20"/>
+        </w:rPr>
+        <w:t xml:space="preserve"> </w:t>
+      </w:r>
+      <w:proofErr w:type="spellStart"/>
+      <w:r>
+        <w:rPr>
+          <w:rFonts w:ascii="Times New Roman" w:eastAsia="Calibri" w:hAnsi="Times New Roman" w:cs="Times New Roman"/>
+          <w:i/>
+          <w:color w:val="000000"/>
+          <w:sz w:val="20"/>
+          <w:szCs w:val="20"/>
+          <w:lang w:val="en-US"/>
+        </w:rPr>
+        <w:t>prev</w:t>
+      </w:r>
+      <w:proofErr w:type="spellEnd"/>
+      <w:r>
+        <w:rPr>
+          <w:rFonts w:ascii="Times New Roman" w:eastAsia="Calibri" w:hAnsi="Times New Roman" w:cs="Times New Roman"/>
+          <w:i/>
+          <w:color w:val="000000"/>
+          <w:sz w:val="20"/>
+          <w:szCs w:val="20"/>
+        </w:rPr>
+        <w:t>_</w:t>
+      </w:r>
+      <w:r>
+        <w:rPr>
+          <w:rFonts w:ascii="Times New Roman" w:eastAsia="Calibri" w:hAnsi="Times New Roman" w:cs="Times New Roman"/>
+          <w:i/>
+          <w:color w:val="000000"/>
+          <w:sz w:val="20"/>
+          <w:szCs w:val="20"/>
+          <w:lang w:val="en-US"/>
+        </w:rPr>
+        <w:t>doc</w:t>
+      </w:r>
+      <w:r>
+        <w:rPr>
+          <w:rFonts w:ascii="Times New Roman" w:eastAsia="Calibri" w:hAnsi="Times New Roman" w:cs="Times New Roman"/>
+          <w:i/>
+          <w:color w:val="000000"/>
+          <w:sz w:val="20"/>
+          <w:szCs w:val="20"/>
+        </w:rPr>
+        <w:t>_</w:t>
+      </w:r>
+      <w:r>
+        <w:rPr>
+          <w:rFonts w:ascii="Times New Roman" w:eastAsia="Calibri" w:hAnsi="Times New Roman" w:cs="Times New Roman"/>
+          <w:i/>
+          <w:color w:val="000000"/>
+          <w:sz w:val="20"/>
+          <w:szCs w:val="20"/>
+          <w:lang w:val="en-US"/>
+        </w:rPr>
+        <w:t>id</w:t>
+      </w:r>
+      <w:r>
+        <w:rPr>
+          <w:rFonts w:ascii="Times New Roman" w:hAnsi="Times New Roman" w:cs="Times New Roman"/>
+          <w:i/>
+          <w:sz w:val="18"/>
+          <w:szCs w:val="18"/>
+        </w:rPr>
+        <w:t xml:space="preserve"> </w:t>
+      </w:r>
+      <w:r>
+        <w:rPr>
+          <w:rFonts w:ascii="Times New Roman" w:hAnsi="Times New Roman" w:cs="Times New Roman"/>
+          <w:i/>
+          <w:sz w:val="18"/>
+          <w:szCs w:val="18"/>
+        </w:rPr>
+        <w:t>}}</w:t>
+      </w:r>
+      <w:r>
+        <w:rPr>
+          <w:rFonts w:ascii="Times New Roman" w:eastAsia="Times New Roman" w:hAnsi="Times New Roman" w:cs="Times New Roman"/>
+          <w:sz w:val="18"/>
+          <w:szCs w:val="18"/>
+          <w:lang w:eastAsia="ru-RU"/>
+        </w:rPr>
+        <w:t xml:space="preserve"> </w:t>
+      </w:r>
+      <w:r>
+        <w:rPr>
+          <w:rFonts w:ascii="Times New Roman" w:eastAsia="Calibri" w:hAnsi="Times New Roman" w:cs="Times New Roman"/>
+          <w:i/>
+          <w:color w:val="000000"/>
           <w:sz w:val="18"/>
           <w:szCs w:val="18"/>
         </w:rPr>
@@ -170,32 +215,77 @@
       </w:r>
       <w:r>
         <w:rPr>
-          <w:rFonts w:ascii="Times New Roman" w:hAnsi="Times New Roman" w:cs="Times New Roman"/>
+          <w:rFonts w:ascii="Times New Roman" w:eastAsia="Calibri" w:hAnsi="Times New Roman" w:cs="Times New Roman"/>
           <w:i/>
-          <w:sz w:val="18"/>
-          <w:szCs w:val="18"/>
+          <w:color w:val="000000"/>
+          <w:sz w:val="20"/>
+          <w:szCs w:val="20"/>
+        </w:rPr>
+        <w:t xml:space="preserve"> </w:t>
+      </w:r>
+      <w:proofErr w:type="spellStart"/>
+      <w:r>
+        <w:rPr>
+          <w:rFonts w:ascii="Times New Roman" w:eastAsia="Calibri" w:hAnsi="Times New Roman" w:cs="Times New Roman"/>
+          <w:i/>
+          <w:color w:val="000000"/>
+          <w:sz w:val="20"/>
+          <w:szCs w:val="20"/>
+          <w:lang w:val="en-US"/>
+        </w:rPr>
+        <w:t>prev</w:t>
+      </w:r>
+      <w:proofErr w:type="spellEnd"/>
+      <w:r>
+        <w:rPr>
+          <w:rFonts w:ascii="Times New Roman" w:eastAsia="Calibri" w:hAnsi="Times New Roman" w:cs="Times New Roman"/>
+          <w:i/>
+          <w:color w:val="000000"/>
+          <w:sz w:val="20"/>
+          <w:szCs w:val="20"/>
+        </w:rPr>
+        <w:t>_</w:t>
+      </w:r>
+      <w:r>
+        <w:rPr>
+          <w:rFonts w:ascii="Times New Roman" w:eastAsia="Calibri" w:hAnsi="Times New Roman" w:cs="Times New Roman"/>
+          <w:i/>
+          <w:color w:val="000000"/>
+          <w:sz w:val="20"/>
+          <w:szCs w:val="20"/>
           <w:lang w:val="en-US"/>
         </w:rPr>
         <w:t>doc</w:t>
       </w:r>
       <w:r>
         <w:rPr>
-          <w:rFonts w:ascii="Times New Roman" w:hAnsi="Times New Roman" w:cs="Times New Roman"/>
+          <w:rFonts w:ascii="Times New Roman" w:eastAsia="Calibri" w:hAnsi="Times New Roman" w:cs="Times New Roman"/>
           <w:i/>
-          <w:sz w:val="18"/>
-          <w:szCs w:val="18"/>
+          <w:color w:val="000000"/>
+          <w:sz w:val="20"/>
+          <w:szCs w:val="20"/>
         </w:rPr>
         <w:t>_</w:t>
       </w:r>
       <w:r>
         <w:rPr>
-          <w:rFonts w:ascii="Times New Roman" w:hAnsi="Times New Roman" w:cs="Times New Roman"/>
+          <w:rFonts w:ascii="Times New Roman" w:eastAsia="Calibri" w:hAnsi="Times New Roman" w:cs="Times New Roman"/>
           <w:i/>
-          <w:sz w:val="18"/>
-          <w:szCs w:val="18"/>
+          <w:color w:val="000000"/>
+          <w:sz w:val="20"/>
+          <w:szCs w:val="20"/>
           <w:lang w:val="en-US"/>
         </w:rPr>
         <w:t>date</w:t>
+      </w:r>
+      <w:r>
+        <w:rPr>
+          <w:rFonts w:ascii="Times New Roman" w:hAnsi="Times New Roman" w:cs="Times New Roman"/>
+          <w:i/>
+          <w:sz w:val="18"/>
+          <w:szCs w:val="18"/>
+        </w:rPr>
+        <w:t xml:space="preserve"> </w:t>
       </w:r>
       <w:r>
         <w:rPr>
@@ -409,35 +499,15 @@
           <w:szCs w:val="18"/>
           <w:lang w:eastAsia="ru-RU"/>
         </w:rPr>
-        <w:t xml:space="preserve">                </w:t>
-      </w:r>
-      <w:proofErr w:type="gramStart"/>
-      <w:r>
-        <w:rPr>
-          <w:rFonts w:ascii="Times New Roman" w:eastAsia="Times New Roman" w:hAnsi="Times New Roman" w:cs="Times New Roman"/>
-          <w:color w:val="FF0000"/>
-          <w:sz w:val="18"/>
-          <w:szCs w:val="18"/>
-          <w:lang w:eastAsia="ru-RU"/>
-        </w:rPr>
-        <w:t xml:space="preserve">   </w:t>
-      </w:r>
-      <w:r>
-        <w:rPr>
-          <w:rFonts w:ascii="Times New Roman" w:hAnsi="Times New Roman" w:cs="Times New Roman"/>
-          <w:sz w:val="18"/>
-          <w:szCs w:val="18"/>
-        </w:rPr>
-        <w:t>{</w:t>
-      </w:r>
-      <w:proofErr w:type="gramEnd"/>
-      <w:r>
-        <w:rPr>
-          <w:rFonts w:ascii="Times New Roman" w:hAnsi="Times New Roman" w:cs="Times New Roman"/>
-          <w:sz w:val="18"/>
-          <w:szCs w:val="18"/>
-        </w:rPr>
-        <w:t>{</w:t>
+        <w:t xml:space="preserve">                   </w:t>
+      </w:r>
+      <w:r>
+        <w:rPr>
+          <w:rFonts w:ascii="Times New Roman" w:hAnsi="Times New Roman" w:cs="Times New Roman"/>
+          <w:sz w:val="18"/>
+          <w:szCs w:val="18"/>
+        </w:rPr>
+        <w:t>{{</w:t>
       </w:r>
       <w:r>
         <w:rPr>
@@ -2581,25 +2651,7 @@
                 <w:sz w:val="18"/>
                 <w:szCs w:val="18"/>
               </w:rPr>
-              <w:t xml:space="preserve"> </w:t>
-            </w:r>
-            <w:proofErr w:type="gramStart"/>
-            <w:r>
-              <w:rPr>
-                <w:rFonts w:ascii="Times New Roman" w:hAnsi="Times New Roman" w:cs="Times New Roman"/>
-                <w:sz w:val="18"/>
-                <w:szCs w:val="18"/>
-              </w:rPr>
-              <w:t>%}{</w:t>
-            </w:r>
-            <w:proofErr w:type="gramEnd"/>
-            <w:r>
-              <w:rPr>
-                <w:rFonts w:ascii="Times New Roman" w:hAnsi="Times New Roman" w:cs="Times New Roman"/>
-                <w:sz w:val="18"/>
-                <w:szCs w:val="18"/>
-              </w:rPr>
-              <w:t xml:space="preserve">{ </w:t>
+              <w:t xml:space="preserve"> %}{{ </w:t>
             </w:r>
             <w:proofErr w:type="spellStart"/>
             <w:r>
@@ -2913,27 +2965,7 @@
                 <w:szCs w:val="18"/>
                 <w:lang w:val="en-US"/>
               </w:rPr>
-              <w:t xml:space="preserve"> </w:t>
-            </w:r>
-            <w:proofErr w:type="gramStart"/>
-            <w:r>
-              <w:rPr>
-                <w:rFonts w:ascii="Times New Roman" w:hAnsi="Times New Roman" w:cs="Times New Roman"/>
-                <w:sz w:val="18"/>
-                <w:szCs w:val="18"/>
-                <w:lang w:val="en-US"/>
-              </w:rPr>
-              <w:t>%}{</w:t>
-            </w:r>
-            <w:proofErr w:type="gramEnd"/>
-            <w:r>
-              <w:rPr>
-                <w:rFonts w:ascii="Times New Roman" w:hAnsi="Times New Roman" w:cs="Times New Roman"/>
-                <w:sz w:val="18"/>
-                <w:szCs w:val="18"/>
-                <w:lang w:val="en-US"/>
-              </w:rPr>
-              <w:t xml:space="preserve">{ </w:t>
+              <w:t xml:space="preserve"> %}{{ </w:t>
             </w:r>
             <w:proofErr w:type="spellStart"/>
             <w:r>
@@ -3165,27 +3197,7 @@
                 <w:szCs w:val="18"/>
                 <w:lang w:val="en-US"/>
               </w:rPr>
-              <w:t xml:space="preserve"> </w:t>
-            </w:r>
-            <w:proofErr w:type="gramStart"/>
-            <w:r>
-              <w:rPr>
-                <w:rFonts w:ascii="Times New Roman" w:hAnsi="Times New Roman" w:cs="Times New Roman"/>
-                <w:sz w:val="18"/>
-                <w:szCs w:val="18"/>
-                <w:lang w:val="en-US"/>
-              </w:rPr>
-              <w:t>%}{</w:t>
-            </w:r>
-            <w:proofErr w:type="gramEnd"/>
-            <w:r>
-              <w:rPr>
-                <w:rFonts w:ascii="Times New Roman" w:hAnsi="Times New Roman" w:cs="Times New Roman"/>
-                <w:sz w:val="18"/>
-                <w:szCs w:val="18"/>
-                <w:lang w:val="en-US"/>
-              </w:rPr>
-              <w:t>{</w:t>
+              <w:t xml:space="preserve"> %}{{</w:t>
             </w:r>
             <w:proofErr w:type="spellStart"/>
             <w:r>
@@ -3363,25 +3375,7 @@
           <w:sz w:val="18"/>
           <w:szCs w:val="18"/>
         </w:rPr>
-        <w:t xml:space="preserve"> </w:t>
-      </w:r>
-      <w:proofErr w:type="gramStart"/>
-      <w:r>
-        <w:rPr>
-          <w:rFonts w:ascii="Times New Roman" w:hAnsi="Times New Roman" w:cs="Times New Roman"/>
-          <w:sz w:val="18"/>
-          <w:szCs w:val="18"/>
-        </w:rPr>
-        <w:t>%}{</w:t>
-      </w:r>
-      <w:proofErr w:type="gramEnd"/>
-      <w:r>
-        <w:rPr>
-          <w:rFonts w:ascii="Times New Roman" w:hAnsi="Times New Roman" w:cs="Times New Roman"/>
-          <w:sz w:val="18"/>
-          <w:szCs w:val="18"/>
-        </w:rPr>
-        <w:t xml:space="preserve">{ </w:t>
+        <w:t xml:space="preserve"> %}{{ </w:t>
       </w:r>
       <w:proofErr w:type="spellStart"/>
       <w:r>
@@ -3953,7 +3947,6 @@
         </w:rPr>
         <w:t>_</w:t>
       </w:r>
-      <w:proofErr w:type="spellStart"/>
       <w:r>
         <w:rPr>
           <w:rFonts w:ascii="Times New Roman" w:hAnsi="Times New Roman" w:cs="Times New Roman"/>
@@ -3963,7 +3956,6 @@
         </w:rPr>
         <w:t>id</w:t>
       </w:r>
-      <w:proofErr w:type="spellEnd"/>
       <w:r>
         <w:rPr>
           <w:rFonts w:ascii="Times New Roman" w:hAnsi="Times New Roman" w:cs="Times New Roman"/>
@@ -4066,25 +4058,7 @@
           <w:sz w:val="18"/>
           <w:szCs w:val="18"/>
         </w:rPr>
-        <w:t xml:space="preserve"> </w:t>
-      </w:r>
-      <w:proofErr w:type="gramStart"/>
-      <w:r>
-        <w:rPr>
-          <w:rFonts w:ascii="Times New Roman" w:hAnsi="Times New Roman" w:cs="Times New Roman"/>
-          <w:sz w:val="18"/>
-          <w:szCs w:val="18"/>
-        </w:rPr>
-        <w:t>%}{</w:t>
-      </w:r>
-      <w:proofErr w:type="gramEnd"/>
-      <w:r>
-        <w:rPr>
-          <w:rFonts w:ascii="Times New Roman" w:hAnsi="Times New Roman" w:cs="Times New Roman"/>
-          <w:sz w:val="18"/>
-          <w:szCs w:val="18"/>
-        </w:rPr>
-        <w:t>{</w:t>
+        <w:t xml:space="preserve"> %}{{</w:t>
       </w:r>
       <w:r>
         <w:rPr>
@@ -4863,7 +4837,6 @@
                 <w:lang w:val="en-US"/>
               </w:rPr>
             </w:pPr>
-            <w:proofErr w:type="gramStart"/>
             <w:r>
               <w:rPr>
                 <w:rFonts w:ascii="Times New Roman" w:hAnsi="Times New Roman" w:cs="Times New Roman"/>
@@ -4883,18 +4856,7 @@
                 <w:szCs w:val="18"/>
                 <w:lang w:val="en-US"/>
               </w:rPr>
-              <w:t>seller</w:t>
-            </w:r>
-            <w:proofErr w:type="gramEnd"/>
-            <w:r>
-              <w:rPr>
-                <w:rFonts w:ascii="Times New Roman" w:hAnsi="Times New Roman" w:cs="Times New Roman"/>
-                <w:b/>
-                <w:sz w:val="18"/>
-                <w:szCs w:val="18"/>
-                <w:lang w:val="en-US"/>
-              </w:rPr>
-              <w:t>_name</w:t>
+              <w:t>seller_name</w:t>
             </w:r>
             <w:proofErr w:type="spellEnd"/>
             <w:r>
@@ -4961,9 +4923,9 @@
                 <w:szCs w:val="18"/>
                 <w:lang w:val="en-US"/>
               </w:rPr>
-              <w:t xml:space="preserve">: </w:t>
-            </w:r>
-            <w:proofErr w:type="gramStart"/>
+              <w:t xml:space="preserve">: {{ </w:t>
+            </w:r>
+            <w:proofErr w:type="spellStart"/>
             <w:r>
               <w:rPr>
                 <w:rFonts w:ascii="Times New Roman" w:hAnsi="Times New Roman" w:cs="Times New Roman"/>
@@ -4972,29 +4934,7 @@
                 <w:szCs w:val="18"/>
                 <w:lang w:val="en-US"/>
               </w:rPr>
-              <w:t xml:space="preserve">{{ </w:t>
-            </w:r>
-            <w:proofErr w:type="spellStart"/>
-            <w:r>
-              <w:rPr>
-                <w:rFonts w:ascii="Times New Roman" w:hAnsi="Times New Roman" w:cs="Times New Roman"/>
-                <w:bCs/>
-                <w:sz w:val="18"/>
-                <w:szCs w:val="18"/>
-                <w:lang w:val="en-US"/>
-              </w:rPr>
-              <w:t>seller</w:t>
-            </w:r>
-            <w:proofErr w:type="gramEnd"/>
-            <w:r>
-              <w:rPr>
-                <w:rFonts w:ascii="Times New Roman" w:hAnsi="Times New Roman" w:cs="Times New Roman"/>
-                <w:bCs/>
-                <w:sz w:val="18"/>
-                <w:szCs w:val="18"/>
-                <w:lang w:val="en-US"/>
-              </w:rPr>
-              <w:t>_legal_address</w:t>
+              <w:t>seller_legal_address</w:t>
             </w:r>
             <w:proofErr w:type="spellEnd"/>
             <w:r>
@@ -5061,9 +5001,9 @@
                 <w:szCs w:val="18"/>
                 <w:lang w:val="en-US"/>
               </w:rPr>
-              <w:t xml:space="preserve">: </w:t>
-            </w:r>
-            <w:proofErr w:type="gramStart"/>
+              <w:t xml:space="preserve">: {{ </w:t>
+            </w:r>
+            <w:proofErr w:type="spellStart"/>
             <w:r>
               <w:rPr>
                 <w:rFonts w:ascii="Times New Roman" w:hAnsi="Times New Roman" w:cs="Times New Roman"/>
@@ -5072,29 +5012,7 @@
                 <w:szCs w:val="18"/>
                 <w:lang w:val="en-US"/>
               </w:rPr>
-              <w:t xml:space="preserve">{{ </w:t>
-            </w:r>
-            <w:proofErr w:type="spellStart"/>
-            <w:r>
-              <w:rPr>
-                <w:rFonts w:ascii="Times New Roman" w:hAnsi="Times New Roman" w:cs="Times New Roman"/>
-                <w:bCs/>
-                <w:sz w:val="18"/>
-                <w:szCs w:val="18"/>
-                <w:lang w:val="en-US"/>
-              </w:rPr>
-              <w:t>seller</w:t>
-            </w:r>
-            <w:proofErr w:type="gramEnd"/>
-            <w:r>
-              <w:rPr>
-                <w:rFonts w:ascii="Times New Roman" w:hAnsi="Times New Roman" w:cs="Times New Roman"/>
-                <w:bCs/>
-                <w:sz w:val="18"/>
-                <w:szCs w:val="18"/>
-                <w:lang w:val="en-US"/>
-              </w:rPr>
-              <w:t>_email</w:t>
+              <w:t>seller_email</w:t>
             </w:r>
             <w:proofErr w:type="spellEnd"/>
             <w:r>
@@ -5139,9 +5057,9 @@
                 <w:szCs w:val="18"/>
                 <w:lang w:val="en-US"/>
               </w:rPr>
-              <w:t xml:space="preserve">: </w:t>
-            </w:r>
-            <w:proofErr w:type="gramStart"/>
+              <w:t xml:space="preserve">: {{ </w:t>
+            </w:r>
+            <w:proofErr w:type="spellStart"/>
             <w:r>
               <w:rPr>
                 <w:rFonts w:ascii="Times New Roman" w:hAnsi="Times New Roman" w:cs="Times New Roman"/>
@@ -5150,29 +5068,7 @@
                 <w:szCs w:val="18"/>
                 <w:lang w:val="en-US"/>
               </w:rPr>
-              <w:t xml:space="preserve">{{ </w:t>
-            </w:r>
-            <w:proofErr w:type="spellStart"/>
-            <w:r>
-              <w:rPr>
-                <w:rFonts w:ascii="Times New Roman" w:hAnsi="Times New Roman" w:cs="Times New Roman"/>
-                <w:bCs/>
-                <w:sz w:val="18"/>
-                <w:szCs w:val="18"/>
-                <w:lang w:val="en-US"/>
-              </w:rPr>
-              <w:t>seller</w:t>
-            </w:r>
-            <w:proofErr w:type="gramEnd"/>
-            <w:r>
-              <w:rPr>
-                <w:rFonts w:ascii="Times New Roman" w:hAnsi="Times New Roman" w:cs="Times New Roman"/>
-                <w:bCs/>
-                <w:sz w:val="18"/>
-                <w:szCs w:val="18"/>
-                <w:lang w:val="en-US"/>
-              </w:rPr>
-              <w:t>_phone</w:t>
+              <w:t>seller_phone</w:t>
             </w:r>
             <w:proofErr w:type="spellEnd"/>
             <w:r>
@@ -5205,9 +5101,9 @@
                 <w:szCs w:val="18"/>
                 <w:lang w:val="en-US"/>
               </w:rPr>
-              <w:t xml:space="preserve">ОГРН </w:t>
-            </w:r>
-            <w:proofErr w:type="gramStart"/>
+              <w:t xml:space="preserve">ОГРН {{ </w:t>
+            </w:r>
+            <w:proofErr w:type="spellStart"/>
             <w:r>
               <w:rPr>
                 <w:rFonts w:ascii="Times New Roman" w:hAnsi="Times New Roman" w:cs="Times New Roman"/>
@@ -5216,29 +5112,7 @@
                 <w:szCs w:val="18"/>
                 <w:lang w:val="en-US"/>
               </w:rPr>
-              <w:t xml:space="preserve">{{ </w:t>
-            </w:r>
-            <w:proofErr w:type="spellStart"/>
-            <w:r>
-              <w:rPr>
-                <w:rFonts w:ascii="Times New Roman" w:hAnsi="Times New Roman" w:cs="Times New Roman"/>
-                <w:bCs/>
-                <w:sz w:val="18"/>
-                <w:szCs w:val="18"/>
-                <w:lang w:val="en-US"/>
-              </w:rPr>
-              <w:t>seller</w:t>
-            </w:r>
-            <w:proofErr w:type="gramEnd"/>
-            <w:r>
-              <w:rPr>
-                <w:rFonts w:ascii="Times New Roman" w:hAnsi="Times New Roman" w:cs="Times New Roman"/>
-                <w:bCs/>
-                <w:sz w:val="18"/>
-                <w:szCs w:val="18"/>
-                <w:lang w:val="en-US"/>
-              </w:rPr>
-              <w:t>_ogrn</w:t>
+              <w:t>seller_ogrn</w:t>
             </w:r>
             <w:proofErr w:type="spellEnd"/>
             <w:r>
@@ -5271,9 +5145,9 @@
                 <w:szCs w:val="18"/>
                 <w:lang w:val="en-US"/>
               </w:rPr>
-              <w:t xml:space="preserve">ИНН </w:t>
-            </w:r>
-            <w:proofErr w:type="gramStart"/>
+              <w:t xml:space="preserve">ИНН {{ </w:t>
+            </w:r>
+            <w:proofErr w:type="spellStart"/>
             <w:r>
               <w:rPr>
                 <w:rFonts w:ascii="Times New Roman" w:hAnsi="Times New Roman" w:cs="Times New Roman"/>
@@ -5282,29 +5156,7 @@
                 <w:szCs w:val="18"/>
                 <w:lang w:val="en-US"/>
               </w:rPr>
-              <w:t xml:space="preserve">{{ </w:t>
-            </w:r>
-            <w:proofErr w:type="spellStart"/>
-            <w:r>
-              <w:rPr>
-                <w:rFonts w:ascii="Times New Roman" w:hAnsi="Times New Roman" w:cs="Times New Roman"/>
-                <w:bCs/>
-                <w:sz w:val="18"/>
-                <w:szCs w:val="18"/>
-                <w:lang w:val="en-US"/>
-              </w:rPr>
-              <w:t>seller</w:t>
-            </w:r>
-            <w:proofErr w:type="gramEnd"/>
-            <w:r>
-              <w:rPr>
-                <w:rFonts w:ascii="Times New Roman" w:hAnsi="Times New Roman" w:cs="Times New Roman"/>
-                <w:bCs/>
-                <w:sz w:val="18"/>
-                <w:szCs w:val="18"/>
-                <w:lang w:val="en-US"/>
-              </w:rPr>
-              <w:t>_inn</w:t>
+              <w:t>seller_inn</w:t>
             </w:r>
             <w:proofErr w:type="spellEnd"/>
             <w:r>
@@ -5359,9 +5211,9 @@
                 <w:szCs w:val="18"/>
                 <w:lang w:val="en-US"/>
               </w:rPr>
-              <w:t xml:space="preserve">р/с </w:t>
-            </w:r>
-            <w:proofErr w:type="gramStart"/>
+              <w:t xml:space="preserve">р/с {{ </w:t>
+            </w:r>
+            <w:proofErr w:type="spellStart"/>
             <w:r>
               <w:rPr>
                 <w:rFonts w:ascii="Times New Roman" w:hAnsi="Times New Roman" w:cs="Times New Roman"/>
@@ -5370,29 +5222,7 @@
                 <w:szCs w:val="18"/>
                 <w:lang w:val="en-US"/>
               </w:rPr>
-              <w:t xml:space="preserve">{{ </w:t>
-            </w:r>
-            <w:proofErr w:type="spellStart"/>
-            <w:r>
-              <w:rPr>
-                <w:rFonts w:ascii="Times New Roman" w:hAnsi="Times New Roman" w:cs="Times New Roman"/>
-                <w:bCs/>
-                <w:sz w:val="18"/>
-                <w:szCs w:val="18"/>
-                <w:lang w:val="en-US"/>
-              </w:rPr>
-              <w:t>seller</w:t>
-            </w:r>
-            <w:proofErr w:type="gramEnd"/>
-            <w:r>
-              <w:rPr>
-                <w:rFonts w:ascii="Times New Roman" w:hAnsi="Times New Roman" w:cs="Times New Roman"/>
-                <w:bCs/>
-                <w:sz w:val="18"/>
-                <w:szCs w:val="18"/>
-                <w:lang w:val="en-US"/>
-              </w:rPr>
-              <w:t>_bank_account</w:t>
+              <w:t>seller_bank_account</w:t>
             </w:r>
             <w:proofErr w:type="spellEnd"/>
             <w:r>
@@ -5417,7 +5247,6 @@
                 <w:lang w:val="en-US"/>
               </w:rPr>
             </w:pPr>
-            <w:proofErr w:type="gramStart"/>
             <w:r>
               <w:rPr>
                 <w:rFonts w:ascii="Times New Roman" w:hAnsi="Times New Roman" w:cs="Times New Roman"/>
@@ -5437,18 +5266,7 @@
                 <w:szCs w:val="18"/>
                 <w:lang w:val="en-US"/>
               </w:rPr>
-              <w:t>seller</w:t>
-            </w:r>
-            <w:proofErr w:type="gramEnd"/>
-            <w:r>
-              <w:rPr>
-                <w:rFonts w:ascii="Times New Roman" w:hAnsi="Times New Roman" w:cs="Times New Roman"/>
-                <w:bCs/>
-                <w:sz w:val="18"/>
-                <w:szCs w:val="18"/>
-                <w:lang w:val="en-US"/>
-              </w:rPr>
-              <w:t>_bank_name</w:t>
+              <w:t>seller_bank_name</w:t>
             </w:r>
             <w:proofErr w:type="spellEnd"/>
             <w:r>
@@ -5481,9 +5299,9 @@
                 <w:szCs w:val="18"/>
                 <w:lang w:val="en-US"/>
               </w:rPr>
-              <w:t xml:space="preserve">БИК </w:t>
-            </w:r>
-            <w:proofErr w:type="gramStart"/>
+              <w:t xml:space="preserve">БИК {{ </w:t>
+            </w:r>
+            <w:proofErr w:type="spellStart"/>
             <w:r>
               <w:rPr>
                 <w:rFonts w:ascii="Times New Roman" w:hAnsi="Times New Roman" w:cs="Times New Roman"/>
@@ -5492,29 +5310,7 @@
                 <w:szCs w:val="18"/>
                 <w:lang w:val="en-US"/>
               </w:rPr>
-              <w:t xml:space="preserve">{{ </w:t>
-            </w:r>
-            <w:proofErr w:type="spellStart"/>
-            <w:r>
-              <w:rPr>
-                <w:rFonts w:ascii="Times New Roman" w:hAnsi="Times New Roman" w:cs="Times New Roman"/>
-                <w:bCs/>
-                <w:sz w:val="18"/>
-                <w:szCs w:val="18"/>
-                <w:lang w:val="en-US"/>
-              </w:rPr>
-              <w:t>seller</w:t>
-            </w:r>
-            <w:proofErr w:type="gramEnd"/>
-            <w:r>
-              <w:rPr>
-                <w:rFonts w:ascii="Times New Roman" w:hAnsi="Times New Roman" w:cs="Times New Roman"/>
-                <w:bCs/>
-                <w:sz w:val="18"/>
-                <w:szCs w:val="18"/>
-                <w:lang w:val="en-US"/>
-              </w:rPr>
-              <w:t>_bik</w:t>
+              <w:t>seller_bik</w:t>
             </w:r>
             <w:proofErr w:type="spellEnd"/>
             <w:r>
@@ -5598,17 +5394,7 @@
                 <w:szCs w:val="18"/>
                 <w:lang w:val="en-US"/>
               </w:rPr>
-              <w:t xml:space="preserve"> == "person" </w:t>
-            </w:r>
-            <w:proofErr w:type="gramStart"/>
-            <w:r>
-              <w:rPr>
-                <w:rFonts w:ascii="Times New Roman" w:hAnsi="Times New Roman" w:cs="Times New Roman"/>
-                <w:sz w:val="18"/>
-                <w:szCs w:val="18"/>
-                <w:lang w:val="en-US"/>
-              </w:rPr>
-              <w:t>%}</w:t>
+              <w:t xml:space="preserve"> == "person" %}</w:t>
             </w:r>
             <w:r>
               <w:rPr>
@@ -5619,19 +5405,7 @@
                 <w:szCs w:val="18"/>
                 <w:lang w:val="en-US"/>
               </w:rPr>
-              <w:t>{</w:t>
-            </w:r>
-            <w:proofErr w:type="gramEnd"/>
-            <w:r>
-              <w:rPr>
-                <w:rFonts w:ascii="Times New Roman" w:hAnsi="Times New Roman" w:cs="Times New Roman"/>
-                <w:b/>
-                <w:bCs/>
-                <w:sz w:val="18"/>
-                <w:szCs w:val="18"/>
-                <w:lang w:val="en-US"/>
-              </w:rPr>
-              <w:t xml:space="preserve">{ </w:t>
+              <w:t xml:space="preserve">{{ </w:t>
             </w:r>
             <w:proofErr w:type="spellStart"/>
             <w:r>
@@ -5783,17 +5557,7 @@
                 <w:szCs w:val="18"/>
                 <w:lang w:val="en-US"/>
               </w:rPr>
-              <w:t xml:space="preserve"> РФ </w:t>
-            </w:r>
-            <w:proofErr w:type="gramStart"/>
-            <w:r>
-              <w:rPr>
-                <w:rFonts w:ascii="Times New Roman" w:hAnsi="Times New Roman" w:cs="Times New Roman"/>
-                <w:sz w:val="18"/>
-                <w:szCs w:val="18"/>
-                <w:lang w:val="en-US"/>
-              </w:rPr>
-              <w:t xml:space="preserve">{{ </w:t>
+              <w:t xml:space="preserve"> РФ {{ </w:t>
             </w:r>
             <w:proofErr w:type="spellStart"/>
             <w:r>
@@ -5803,17 +5567,7 @@
                 <w:szCs w:val="18"/>
                 <w:lang w:val="en-US"/>
               </w:rPr>
-              <w:t>buyer</w:t>
-            </w:r>
-            <w:proofErr w:type="gramEnd"/>
-            <w:r>
-              <w:rPr>
-                <w:rFonts w:ascii="Times New Roman" w:hAnsi="Times New Roman" w:cs="Times New Roman"/>
-                <w:sz w:val="18"/>
-                <w:szCs w:val="18"/>
-                <w:lang w:val="en-US"/>
-              </w:rPr>
-              <w:t>_licence_number</w:t>
+              <w:t>buyer_licence_number</w:t>
             </w:r>
             <w:proofErr w:type="spellEnd"/>
             <w:r>
@@ -5914,17 +5668,7 @@
                 <w:szCs w:val="18"/>
                 <w:lang w:val="en-US"/>
               </w:rPr>
-              <w:t xml:space="preserve">: </w:t>
-            </w:r>
-            <w:proofErr w:type="gramStart"/>
-            <w:r>
-              <w:rPr>
-                <w:rFonts w:ascii="Times New Roman" w:hAnsi="Times New Roman" w:cs="Times New Roman"/>
-                <w:sz w:val="18"/>
-                <w:szCs w:val="18"/>
-                <w:lang w:val="en-US"/>
-              </w:rPr>
-              <w:t xml:space="preserve">{{ </w:t>
+              <w:t xml:space="preserve">: {{ </w:t>
             </w:r>
             <w:proofErr w:type="spellStart"/>
             <w:r>
@@ -5934,17 +5678,7 @@
                 <w:szCs w:val="18"/>
                 <w:lang w:val="en-US"/>
               </w:rPr>
-              <w:t>buyer</w:t>
-            </w:r>
-            <w:proofErr w:type="gramEnd"/>
-            <w:r>
-              <w:rPr>
-                <w:rFonts w:ascii="Times New Roman" w:hAnsi="Times New Roman" w:cs="Times New Roman"/>
-                <w:sz w:val="18"/>
-                <w:szCs w:val="18"/>
-                <w:lang w:val="en-US"/>
-              </w:rPr>
-              <w:t>_full_address</w:t>
+              <w:t>buyer_full_address</w:t>
             </w:r>
             <w:proofErr w:type="spellEnd"/>
             <w:r>
@@ -5974,17 +5708,7 @@
                 <w:szCs w:val="18"/>
                 <w:lang w:val="en-US"/>
               </w:rPr>
-              <w:t xml:space="preserve">ИНН: </w:t>
-            </w:r>
-            <w:proofErr w:type="gramStart"/>
-            <w:r>
-              <w:rPr>
-                <w:rFonts w:ascii="Times New Roman" w:hAnsi="Times New Roman" w:cs="Times New Roman"/>
-                <w:sz w:val="18"/>
-                <w:szCs w:val="18"/>
-                <w:lang w:val="en-US"/>
-              </w:rPr>
-              <w:t xml:space="preserve">{{ </w:t>
+              <w:t xml:space="preserve">ИНН: {{ </w:t>
             </w:r>
             <w:proofErr w:type="spellStart"/>
             <w:r>
@@ -5994,17 +5718,7 @@
                 <w:szCs w:val="18"/>
                 <w:lang w:val="en-US"/>
               </w:rPr>
-              <w:t>buyer</w:t>
-            </w:r>
-            <w:proofErr w:type="gramEnd"/>
-            <w:r>
-              <w:rPr>
-                <w:rFonts w:ascii="Times New Roman" w:hAnsi="Times New Roman" w:cs="Times New Roman"/>
-                <w:sz w:val="18"/>
-                <w:szCs w:val="18"/>
-                <w:lang w:val="en-US"/>
-              </w:rPr>
-              <w:t>_inn</w:t>
+              <w:t>buyer_inn</w:t>
             </w:r>
             <w:proofErr w:type="spellEnd"/>
             <w:r>
@@ -6142,17 +5856,7 @@
                 <w:szCs w:val="18"/>
                 <w:lang w:val="en-US"/>
               </w:rPr>
-              <w:t xml:space="preserve">" </w:t>
-            </w:r>
-            <w:proofErr w:type="gramStart"/>
-            <w:r>
-              <w:rPr>
-                <w:rFonts w:ascii="Times New Roman" w:hAnsi="Times New Roman" w:cs="Times New Roman"/>
-                <w:sz w:val="18"/>
-                <w:szCs w:val="18"/>
-                <w:lang w:val="en-US"/>
-              </w:rPr>
-              <w:t>%}</w:t>
+              <w:t>" %}</w:t>
             </w:r>
             <w:r>
               <w:rPr>
@@ -6163,19 +5867,7 @@
                 <w:szCs w:val="18"/>
                 <w:lang w:val="en-US"/>
               </w:rPr>
-              <w:t>{</w:t>
-            </w:r>
-            <w:proofErr w:type="gramEnd"/>
-            <w:r>
-              <w:rPr>
-                <w:rFonts w:ascii="Times New Roman" w:hAnsi="Times New Roman" w:cs="Times New Roman"/>
-                <w:b/>
-                <w:bCs/>
-                <w:sz w:val="18"/>
-                <w:szCs w:val="18"/>
-                <w:lang w:val="en-US"/>
-              </w:rPr>
-              <w:t xml:space="preserve">{ </w:t>
+              <w:t xml:space="preserve">{{ </w:t>
             </w:r>
             <w:proofErr w:type="spellStart"/>
             <w:r>
@@ -6272,17 +5964,7 @@
                 <w:szCs w:val="18"/>
                 <w:lang w:val="en-US"/>
               </w:rPr>
-              <w:t xml:space="preserve">: </w:t>
-            </w:r>
-            <w:proofErr w:type="gramStart"/>
-            <w:r>
-              <w:rPr>
-                <w:rFonts w:ascii="Times New Roman" w:hAnsi="Times New Roman" w:cs="Times New Roman"/>
-                <w:sz w:val="18"/>
-                <w:szCs w:val="18"/>
-                <w:lang w:val="en-US"/>
-              </w:rPr>
-              <w:t xml:space="preserve">{{ </w:t>
+              <w:t xml:space="preserve">: {{ </w:t>
             </w:r>
             <w:proofErr w:type="spellStart"/>
             <w:r>
@@ -6292,17 +5974,7 @@
                 <w:szCs w:val="18"/>
                 <w:lang w:val="en-US"/>
               </w:rPr>
-              <w:t>buyer</w:t>
-            </w:r>
-            <w:proofErr w:type="gramEnd"/>
-            <w:r>
-              <w:rPr>
-                <w:rFonts w:ascii="Times New Roman" w:hAnsi="Times New Roman" w:cs="Times New Roman"/>
-                <w:sz w:val="18"/>
-                <w:szCs w:val="18"/>
-                <w:lang w:val="en-US"/>
-              </w:rPr>
-              <w:t>_legal_address</w:t>
+              <w:t>buyer_legal_address</w:t>
             </w:r>
             <w:proofErr w:type="spellEnd"/>
             <w:r>
@@ -6363,17 +6035,7 @@
                 <w:szCs w:val="18"/>
                 <w:lang w:val="en-US"/>
               </w:rPr>
-              <w:t xml:space="preserve">: </w:t>
-            </w:r>
-            <w:proofErr w:type="gramStart"/>
-            <w:r>
-              <w:rPr>
-                <w:rFonts w:ascii="Times New Roman" w:hAnsi="Times New Roman" w:cs="Times New Roman"/>
-                <w:sz w:val="18"/>
-                <w:szCs w:val="18"/>
-                <w:lang w:val="en-US"/>
-              </w:rPr>
-              <w:t xml:space="preserve">{{ </w:t>
+              <w:t xml:space="preserve">: {{ </w:t>
             </w:r>
             <w:proofErr w:type="spellStart"/>
             <w:r>
@@ -6383,17 +6045,7 @@
                 <w:szCs w:val="18"/>
                 <w:lang w:val="en-US"/>
               </w:rPr>
-              <w:t>buyer</w:t>
-            </w:r>
-            <w:proofErr w:type="gramEnd"/>
-            <w:r>
-              <w:rPr>
-                <w:rFonts w:ascii="Times New Roman" w:hAnsi="Times New Roman" w:cs="Times New Roman"/>
-                <w:sz w:val="18"/>
-                <w:szCs w:val="18"/>
-                <w:lang w:val="en-US"/>
-              </w:rPr>
-              <w:t>_email</w:t>
+              <w:t>buyer_email</w:t>
             </w:r>
             <w:proofErr w:type="spellEnd"/>
             <w:r>
@@ -6434,17 +6086,7 @@
                 <w:szCs w:val="18"/>
                 <w:lang w:val="en-US"/>
               </w:rPr>
-              <w:t xml:space="preserve">: </w:t>
-            </w:r>
-            <w:proofErr w:type="gramStart"/>
-            <w:r>
-              <w:rPr>
-                <w:rFonts w:ascii="Times New Roman" w:hAnsi="Times New Roman" w:cs="Times New Roman"/>
-                <w:sz w:val="18"/>
-                <w:szCs w:val="18"/>
-                <w:lang w:val="en-US"/>
-              </w:rPr>
-              <w:t xml:space="preserve">{{ </w:t>
+              <w:t xml:space="preserve">: {{ </w:t>
             </w:r>
             <w:proofErr w:type="spellStart"/>
             <w:r>
@@ -6454,17 +6096,7 @@
                 <w:szCs w:val="18"/>
                 <w:lang w:val="en-US"/>
               </w:rPr>
-              <w:t>buyer</w:t>
-            </w:r>
-            <w:proofErr w:type="gramEnd"/>
-            <w:r>
-              <w:rPr>
-                <w:rFonts w:ascii="Times New Roman" w:hAnsi="Times New Roman" w:cs="Times New Roman"/>
-                <w:sz w:val="18"/>
-                <w:szCs w:val="18"/>
-                <w:lang w:val="en-US"/>
-              </w:rPr>
-              <w:t>_phone</w:t>
+              <w:t>buyer_phone</w:t>
             </w:r>
             <w:proofErr w:type="spellEnd"/>
             <w:r>
@@ -6494,17 +6126,7 @@
                 <w:szCs w:val="18"/>
                 <w:lang w:val="en-US"/>
               </w:rPr>
-              <w:t xml:space="preserve">ОГРН </w:t>
-            </w:r>
-            <w:proofErr w:type="gramStart"/>
-            <w:r>
-              <w:rPr>
-                <w:rFonts w:ascii="Times New Roman" w:hAnsi="Times New Roman" w:cs="Times New Roman"/>
-                <w:sz w:val="18"/>
-                <w:szCs w:val="18"/>
-                <w:lang w:val="en-US"/>
-              </w:rPr>
-              <w:t xml:space="preserve">{{ </w:t>
+              <w:t xml:space="preserve">ОГРН {{ </w:t>
             </w:r>
             <w:proofErr w:type="spellStart"/>
             <w:r>
@@ -6514,17 +6136,7 @@
                 <w:szCs w:val="18"/>
                 <w:lang w:val="en-US"/>
               </w:rPr>
-              <w:t>buyer</w:t>
-            </w:r>
-            <w:proofErr w:type="gramEnd"/>
-            <w:r>
-              <w:rPr>
-                <w:rFonts w:ascii="Times New Roman" w:hAnsi="Times New Roman" w:cs="Times New Roman"/>
-                <w:sz w:val="18"/>
-                <w:szCs w:val="18"/>
-                <w:lang w:val="en-US"/>
-              </w:rPr>
-              <w:t>_ogrn</w:t>
+              <w:t>buyer_ogrn</w:t>
             </w:r>
             <w:proofErr w:type="spellEnd"/>
             <w:r>
@@ -6554,17 +6166,7 @@
                 <w:szCs w:val="18"/>
                 <w:lang w:val="en-US"/>
               </w:rPr>
-              <w:t xml:space="preserve">ИНН </w:t>
-            </w:r>
-            <w:proofErr w:type="gramStart"/>
-            <w:r>
-              <w:rPr>
-                <w:rFonts w:ascii="Times New Roman" w:hAnsi="Times New Roman" w:cs="Times New Roman"/>
-                <w:sz w:val="18"/>
-                <w:szCs w:val="18"/>
-                <w:lang w:val="en-US"/>
-              </w:rPr>
-              <w:t xml:space="preserve">{{ </w:t>
+              <w:t xml:space="preserve">ИНН {{ </w:t>
             </w:r>
             <w:proofErr w:type="spellStart"/>
             <w:r>
@@ -6574,17 +6176,7 @@
                 <w:szCs w:val="18"/>
                 <w:lang w:val="en-US"/>
               </w:rPr>
-              <w:t>buyer</w:t>
-            </w:r>
-            <w:proofErr w:type="gramEnd"/>
-            <w:r>
-              <w:rPr>
-                <w:rFonts w:ascii="Times New Roman" w:hAnsi="Times New Roman" w:cs="Times New Roman"/>
-                <w:sz w:val="18"/>
-                <w:szCs w:val="18"/>
-                <w:lang w:val="en-US"/>
-              </w:rPr>
-              <w:t>_inn</w:t>
+              <w:t>buyer_inn</w:t>
             </w:r>
             <w:proofErr w:type="spellEnd"/>
             <w:r>
@@ -6634,17 +6226,7 @@
                 <w:szCs w:val="18"/>
                 <w:lang w:val="en-US"/>
               </w:rPr>
-              <w:t xml:space="preserve">р/с </w:t>
-            </w:r>
-            <w:proofErr w:type="gramStart"/>
-            <w:r>
-              <w:rPr>
-                <w:rFonts w:ascii="Times New Roman" w:hAnsi="Times New Roman" w:cs="Times New Roman"/>
-                <w:sz w:val="18"/>
-                <w:szCs w:val="18"/>
-                <w:lang w:val="en-US"/>
-              </w:rPr>
-              <w:t xml:space="preserve">{{ </w:t>
+              <w:t xml:space="preserve">р/с {{ </w:t>
             </w:r>
             <w:proofErr w:type="spellStart"/>
             <w:r>
@@ -6654,17 +6236,7 @@
                 <w:szCs w:val="18"/>
                 <w:lang w:val="en-US"/>
               </w:rPr>
-              <w:t>buyer</w:t>
-            </w:r>
-            <w:proofErr w:type="gramEnd"/>
-            <w:r>
-              <w:rPr>
-                <w:rFonts w:ascii="Times New Roman" w:hAnsi="Times New Roman" w:cs="Times New Roman"/>
-                <w:sz w:val="18"/>
-                <w:szCs w:val="18"/>
-                <w:lang w:val="en-US"/>
-              </w:rPr>
-              <w:t>_bank_account</w:t>
+              <w:t>buyer_bank_account</w:t>
             </w:r>
             <w:proofErr w:type="spellEnd"/>
             <w:r>
@@ -6687,7 +6259,6 @@
                 <w:lang w:val="en-US"/>
               </w:rPr>
             </w:pPr>
-            <w:proofErr w:type="gramStart"/>
             <w:r>
               <w:rPr>
                 <w:rFonts w:ascii="Times New Roman" w:hAnsi="Times New Roman" w:cs="Times New Roman"/>
@@ -6705,17 +6276,7 @@
                 <w:szCs w:val="18"/>
                 <w:lang w:val="en-US"/>
               </w:rPr>
-              <w:t>buyer</w:t>
-            </w:r>
-            <w:proofErr w:type="gramEnd"/>
-            <w:r>
-              <w:rPr>
-                <w:rFonts w:ascii="Times New Roman" w:hAnsi="Times New Roman" w:cs="Times New Roman"/>
-                <w:sz w:val="18"/>
-                <w:szCs w:val="18"/>
-                <w:lang w:val="en-US"/>
-              </w:rPr>
-              <w:t>_bank_name</w:t>
+              <w:t>buyer_bank_name</w:t>
             </w:r>
             <w:proofErr w:type="spellEnd"/>
             <w:r>
@@ -6745,17 +6306,7 @@
                 <w:szCs w:val="18"/>
                 <w:lang w:val="en-US"/>
               </w:rPr>
-              <w:t xml:space="preserve">БИК </w:t>
-            </w:r>
-            <w:proofErr w:type="gramStart"/>
-            <w:r>
-              <w:rPr>
-                <w:rFonts w:ascii="Times New Roman" w:hAnsi="Times New Roman" w:cs="Times New Roman"/>
-                <w:sz w:val="18"/>
-                <w:szCs w:val="18"/>
-                <w:lang w:val="en-US"/>
-              </w:rPr>
-              <w:t xml:space="preserve">{{ </w:t>
+              <w:t xml:space="preserve">БИК {{ </w:t>
             </w:r>
             <w:proofErr w:type="spellStart"/>
             <w:r>
@@ -6765,17 +6316,7 @@
                 <w:szCs w:val="18"/>
                 <w:lang w:val="en-US"/>
               </w:rPr>
-              <w:t>buyer</w:t>
-            </w:r>
-            <w:proofErr w:type="gramEnd"/>
-            <w:r>
-              <w:rPr>
-                <w:rFonts w:ascii="Times New Roman" w:hAnsi="Times New Roman" w:cs="Times New Roman"/>
-                <w:sz w:val="18"/>
-                <w:szCs w:val="18"/>
-                <w:lang w:val="en-US"/>
-              </w:rPr>
-              <w:t>_bik</w:t>
+              <w:t>buyer_bik</w:t>
             </w:r>
             <w:proofErr w:type="spellEnd"/>
             <w:r>
@@ -7029,9 +6570,8 @@
                 <w:szCs w:val="18"/>
                 <w:lang w:val="en-US"/>
               </w:rPr>
-              <w:t xml:space="preserve">'] </w:t>
-            </w:r>
-            <w:proofErr w:type="gramStart"/>
+              <w:t>'] %}</w:t>
+            </w:r>
             <w:r>
               <w:rPr>
                 <w:rFonts w:ascii="Times New Roman" w:hAnsi="Times New Roman" w:cs="Times New Roman"/>
@@ -7040,17 +6580,20 @@
                 <w:szCs w:val="18"/>
                 <w:lang w:val="en-US"/>
               </w:rPr>
-              <w:t>%}</w:t>
-            </w:r>
+              <w:t>{{</w:t>
+            </w:r>
+            <w:proofErr w:type="spellStart"/>
             <w:r>
               <w:rPr>
                 <w:rFonts w:ascii="Times New Roman" w:hAnsi="Times New Roman" w:cs="Times New Roman"/>
                 <w:bCs/>
                 <w:sz w:val="18"/>
                 <w:szCs w:val="18"/>
-              </w:rPr>
-              <w:t>Ген</w:t>
-            </w:r>
+                <w:lang w:val="en-US"/>
+              </w:rPr>
+              <w:t>buyer_shorten_director_position</w:t>
+            </w:r>
+            <w:proofErr w:type="spellEnd"/>
             <w:r>
               <w:rPr>
                 <w:rFonts w:ascii="Times New Roman" w:hAnsi="Times New Roman" w:cs="Times New Roman"/>
@@ -7059,36 +6602,7 @@
                 <w:szCs w:val="18"/>
                 <w:lang w:val="en-US"/>
               </w:rPr>
-              <w:t>.</w:t>
-            </w:r>
-            <w:proofErr w:type="gramEnd"/>
-            <w:r>
-              <w:rPr>
-                <w:rFonts w:ascii="Times New Roman" w:hAnsi="Times New Roman" w:cs="Times New Roman"/>
-                <w:bCs/>
-                <w:sz w:val="18"/>
-                <w:szCs w:val="18"/>
-                <w:lang w:val="en-US"/>
-              </w:rPr>
-              <w:t xml:space="preserve"> </w:t>
-            </w:r>
-            <w:r>
-              <w:rPr>
-                <w:rFonts w:ascii="Times New Roman" w:hAnsi="Times New Roman" w:cs="Times New Roman"/>
-                <w:bCs/>
-                <w:sz w:val="18"/>
-                <w:szCs w:val="18"/>
-              </w:rPr>
-              <w:t>д</w:t>
-            </w:r>
-            <w:r>
-              <w:rPr>
-                <w:rFonts w:ascii="Times New Roman" w:hAnsi="Times New Roman" w:cs="Times New Roman"/>
-                <w:bCs/>
-                <w:sz w:val="18"/>
-                <w:szCs w:val="18"/>
-              </w:rPr>
-              <w:t>иректор</w:t>
+              <w:t>}}</w:t>
             </w:r>
             <w:r>
               <w:rPr>

--- a/documents/templates/3_comissions_return(Акт возврата ТС через поручение).docx
+++ b/documents/templates/3_comissions_return(Акт возврата ТС через поручение).docx
@@ -100,7 +100,17 @@
           <w:sz w:val="18"/>
           <w:szCs w:val="18"/>
         </w:rPr>
-        <w:t>№ {{</w:t>
+        <w:t xml:space="preserve">№ </w:t>
+      </w:r>
+      <w:proofErr w:type="gramStart"/>
+      <w:r>
+        <w:rPr>
+          <w:rFonts w:ascii="Times New Roman" w:hAnsi="Times New Roman" w:cs="Times New Roman"/>
+          <w:i/>
+          <w:sz w:val="18"/>
+          <w:szCs w:val="18"/>
+        </w:rPr>
+        <w:t>{{</w:t>
       </w:r>
       <w:r>
         <w:rPr>
@@ -125,6 +135,7 @@
         <w:t>prev</w:t>
       </w:r>
       <w:proofErr w:type="spellEnd"/>
+      <w:proofErr w:type="gramEnd"/>
       <w:r>
         <w:rPr>
           <w:rFonts w:ascii="Times New Roman" w:eastAsia="Calibri" w:hAnsi="Times New Roman" w:cs="Times New Roman"/>
@@ -499,15 +510,35 @@
           <w:szCs w:val="18"/>
           <w:lang w:eastAsia="ru-RU"/>
         </w:rPr>
-        <w:t xml:space="preserve">                   </w:t>
-      </w:r>
-      <w:r>
-        <w:rPr>
-          <w:rFonts w:ascii="Times New Roman" w:hAnsi="Times New Roman" w:cs="Times New Roman"/>
-          <w:sz w:val="18"/>
-          <w:szCs w:val="18"/>
-        </w:rPr>
-        <w:t>{{</w:t>
+        <w:t xml:space="preserve">                </w:t>
+      </w:r>
+      <w:proofErr w:type="gramStart"/>
+      <w:r>
+        <w:rPr>
+          <w:rFonts w:ascii="Times New Roman" w:eastAsia="Times New Roman" w:hAnsi="Times New Roman" w:cs="Times New Roman"/>
+          <w:color w:val="FF0000"/>
+          <w:sz w:val="18"/>
+          <w:szCs w:val="18"/>
+          <w:lang w:eastAsia="ru-RU"/>
+        </w:rPr>
+        <w:t xml:space="preserve">   </w:t>
+      </w:r>
+      <w:r>
+        <w:rPr>
+          <w:rFonts w:ascii="Times New Roman" w:hAnsi="Times New Roman" w:cs="Times New Roman"/>
+          <w:sz w:val="18"/>
+          <w:szCs w:val="18"/>
+        </w:rPr>
+        <w:t>{</w:t>
+      </w:r>
+      <w:proofErr w:type="gramEnd"/>
+      <w:r>
+        <w:rPr>
+          <w:rFonts w:ascii="Times New Roman" w:hAnsi="Times New Roman" w:cs="Times New Roman"/>
+          <w:sz w:val="18"/>
+          <w:szCs w:val="18"/>
+        </w:rPr>
+        <w:t>{</w:t>
       </w:r>
       <w:r>
         <w:rPr>
@@ -2651,7 +2682,25 @@
                 <w:sz w:val="18"/>
                 <w:szCs w:val="18"/>
               </w:rPr>
-              <w:t xml:space="preserve"> %}{{ </w:t>
+              <w:t xml:space="preserve"> </w:t>
+            </w:r>
+            <w:proofErr w:type="gramStart"/>
+            <w:r>
+              <w:rPr>
+                <w:rFonts w:ascii="Times New Roman" w:hAnsi="Times New Roman" w:cs="Times New Roman"/>
+                <w:sz w:val="18"/>
+                <w:szCs w:val="18"/>
+              </w:rPr>
+              <w:t>%}{</w:t>
+            </w:r>
+            <w:proofErr w:type="gramEnd"/>
+            <w:r>
+              <w:rPr>
+                <w:rFonts w:ascii="Times New Roman" w:hAnsi="Times New Roman" w:cs="Times New Roman"/>
+                <w:sz w:val="18"/>
+                <w:szCs w:val="18"/>
+              </w:rPr>
+              <w:t xml:space="preserve">{ </w:t>
             </w:r>
             <w:proofErr w:type="spellStart"/>
             <w:r>
@@ -2965,7 +3014,27 @@
                 <w:szCs w:val="18"/>
                 <w:lang w:val="en-US"/>
               </w:rPr>
-              <w:t xml:space="preserve"> %}{{ </w:t>
+              <w:t xml:space="preserve"> </w:t>
+            </w:r>
+            <w:proofErr w:type="gramStart"/>
+            <w:r>
+              <w:rPr>
+                <w:rFonts w:ascii="Times New Roman" w:hAnsi="Times New Roman" w:cs="Times New Roman"/>
+                <w:sz w:val="18"/>
+                <w:szCs w:val="18"/>
+                <w:lang w:val="en-US"/>
+              </w:rPr>
+              <w:t>%}{</w:t>
+            </w:r>
+            <w:proofErr w:type="gramEnd"/>
+            <w:r>
+              <w:rPr>
+                <w:rFonts w:ascii="Times New Roman" w:hAnsi="Times New Roman" w:cs="Times New Roman"/>
+                <w:sz w:val="18"/>
+                <w:szCs w:val="18"/>
+                <w:lang w:val="en-US"/>
+              </w:rPr>
+              <w:t xml:space="preserve">{ </w:t>
             </w:r>
             <w:proofErr w:type="spellStart"/>
             <w:r>
@@ -3197,7 +3266,27 @@
                 <w:szCs w:val="18"/>
                 <w:lang w:val="en-US"/>
               </w:rPr>
-              <w:t xml:space="preserve"> %}{{</w:t>
+              <w:t xml:space="preserve"> </w:t>
+            </w:r>
+            <w:proofErr w:type="gramStart"/>
+            <w:r>
+              <w:rPr>
+                <w:rFonts w:ascii="Times New Roman" w:hAnsi="Times New Roman" w:cs="Times New Roman"/>
+                <w:sz w:val="18"/>
+                <w:szCs w:val="18"/>
+                <w:lang w:val="en-US"/>
+              </w:rPr>
+              <w:t>%}{</w:t>
+            </w:r>
+            <w:proofErr w:type="gramEnd"/>
+            <w:r>
+              <w:rPr>
+                <w:rFonts w:ascii="Times New Roman" w:hAnsi="Times New Roman" w:cs="Times New Roman"/>
+                <w:sz w:val="18"/>
+                <w:szCs w:val="18"/>
+                <w:lang w:val="en-US"/>
+              </w:rPr>
+              <w:t>{</w:t>
             </w:r>
             <w:proofErr w:type="spellStart"/>
             <w:r>
@@ -3301,7 +3390,43 @@
           <w:sz w:val="18"/>
           <w:szCs w:val="18"/>
         </w:rPr>
-        <w:t xml:space="preserve"> Доверитель передает Поверенному: </w:t>
+        <w:t xml:space="preserve"> </w:t>
+      </w:r>
+      <w:r>
+        <w:rPr>
+          <w:rFonts w:ascii="Times New Roman" w:eastAsia="Calibri" w:hAnsi="Times New Roman" w:cs="Times New Roman"/>
+          <w:color w:val="000000"/>
+          <w:sz w:val="18"/>
+          <w:szCs w:val="18"/>
+        </w:rPr>
+        <w:t>Поверенный</w:t>
+      </w:r>
+      <w:r>
+        <w:rPr>
+          <w:rFonts w:ascii="Times New Roman" w:eastAsia="Calibri" w:hAnsi="Times New Roman" w:cs="Times New Roman"/>
+          <w:color w:val="000000"/>
+          <w:sz w:val="18"/>
+          <w:szCs w:val="18"/>
+        </w:rPr>
+        <w:t xml:space="preserve"> передает </w:t>
+      </w:r>
+      <w:r>
+        <w:rPr>
+          <w:rFonts w:ascii="Times New Roman" w:eastAsia="Calibri" w:hAnsi="Times New Roman" w:cs="Times New Roman"/>
+          <w:color w:val="000000"/>
+          <w:sz w:val="18"/>
+          <w:szCs w:val="18"/>
+        </w:rPr>
+        <w:t>Доверителю</w:t>
+      </w:r>
+      <w:r>
+        <w:rPr>
+          <w:rFonts w:ascii="Times New Roman" w:eastAsia="Calibri" w:hAnsi="Times New Roman" w:cs="Times New Roman"/>
+          <w:color w:val="000000"/>
+          <w:sz w:val="18"/>
+          <w:szCs w:val="18"/>
+        </w:rPr>
+        <w:t xml:space="preserve">: </w:t>
       </w:r>
     </w:p>
     <w:p>
@@ -3375,7 +3500,25 @@
           <w:sz w:val="18"/>
           <w:szCs w:val="18"/>
         </w:rPr>
-        <w:t xml:space="preserve"> %}{{ </w:t>
+        <w:t xml:space="preserve"> </w:t>
+      </w:r>
+      <w:proofErr w:type="gramStart"/>
+      <w:r>
+        <w:rPr>
+          <w:rFonts w:ascii="Times New Roman" w:hAnsi="Times New Roman" w:cs="Times New Roman"/>
+          <w:sz w:val="18"/>
+          <w:szCs w:val="18"/>
+        </w:rPr>
+        <w:t>%}{</w:t>
+      </w:r>
+      <w:proofErr w:type="gramEnd"/>
+      <w:r>
+        <w:rPr>
+          <w:rFonts w:ascii="Times New Roman" w:hAnsi="Times New Roman" w:cs="Times New Roman"/>
+          <w:sz w:val="18"/>
+          <w:szCs w:val="18"/>
+        </w:rPr>
+        <w:t xml:space="preserve">{ </w:t>
       </w:r>
       <w:proofErr w:type="spellStart"/>
       <w:r>
@@ -3680,7 +3823,25 @@
           <w:sz w:val="18"/>
           <w:szCs w:val="18"/>
         </w:rPr>
-        <w:t xml:space="preserve"> %}{{ </w:t>
+        <w:t xml:space="preserve"> </w:t>
+      </w:r>
+      <w:proofErr w:type="gramStart"/>
+      <w:r>
+        <w:rPr>
+          <w:rFonts w:ascii="Times New Roman" w:hAnsi="Times New Roman" w:cs="Times New Roman"/>
+          <w:sz w:val="18"/>
+          <w:szCs w:val="18"/>
+        </w:rPr>
+        <w:t>%}{</w:t>
+      </w:r>
+      <w:proofErr w:type="gramEnd"/>
+      <w:r>
+        <w:rPr>
+          <w:rFonts w:ascii="Times New Roman" w:hAnsi="Times New Roman" w:cs="Times New Roman"/>
+          <w:sz w:val="18"/>
+          <w:szCs w:val="18"/>
+        </w:rPr>
+        <w:t xml:space="preserve">{ </w:t>
       </w:r>
       <w:proofErr w:type="spellStart"/>
       <w:r>
@@ -4058,7 +4219,25 @@
           <w:sz w:val="18"/>
           <w:szCs w:val="18"/>
         </w:rPr>
-        <w:t xml:space="preserve"> %}{{</w:t>
+        <w:t xml:space="preserve"> </w:t>
+      </w:r>
+      <w:proofErr w:type="gramStart"/>
+      <w:r>
+        <w:rPr>
+          <w:rFonts w:ascii="Times New Roman" w:hAnsi="Times New Roman" w:cs="Times New Roman"/>
+          <w:sz w:val="18"/>
+          <w:szCs w:val="18"/>
+        </w:rPr>
+        <w:t>%}{</w:t>
+      </w:r>
+      <w:proofErr w:type="gramEnd"/>
+      <w:r>
+        <w:rPr>
+          <w:rFonts w:ascii="Times New Roman" w:hAnsi="Times New Roman" w:cs="Times New Roman"/>
+          <w:sz w:val="18"/>
+          <w:szCs w:val="18"/>
+        </w:rPr>
+        <w:t>{</w:t>
       </w:r>
       <w:r>
         <w:rPr>
@@ -4837,6 +5016,7 @@
                 <w:lang w:val="en-US"/>
               </w:rPr>
             </w:pPr>
+            <w:proofErr w:type="gramStart"/>
             <w:r>
               <w:rPr>
                 <w:rFonts w:ascii="Times New Roman" w:hAnsi="Times New Roman" w:cs="Times New Roman"/>
@@ -4856,7 +5036,18 @@
                 <w:szCs w:val="18"/>
                 <w:lang w:val="en-US"/>
               </w:rPr>
-              <w:t>seller_name</w:t>
+              <w:t>seller</w:t>
+            </w:r>
+            <w:proofErr w:type="gramEnd"/>
+            <w:r>
+              <w:rPr>
+                <w:rFonts w:ascii="Times New Roman" w:hAnsi="Times New Roman" w:cs="Times New Roman"/>
+                <w:b/>
+                <w:sz w:val="18"/>
+                <w:szCs w:val="18"/>
+                <w:lang w:val="en-US"/>
+              </w:rPr>
+              <w:t>_name</w:t>
             </w:r>
             <w:proofErr w:type="spellEnd"/>
             <w:r>
@@ -4923,7 +5114,18 @@
                 <w:szCs w:val="18"/>
                 <w:lang w:val="en-US"/>
               </w:rPr>
-              <w:t xml:space="preserve">: {{ </w:t>
+              <w:t xml:space="preserve">: </w:t>
+            </w:r>
+            <w:proofErr w:type="gramStart"/>
+            <w:r>
+              <w:rPr>
+                <w:rFonts w:ascii="Times New Roman" w:hAnsi="Times New Roman" w:cs="Times New Roman"/>
+                <w:bCs/>
+                <w:sz w:val="18"/>
+                <w:szCs w:val="18"/>
+                <w:lang w:val="en-US"/>
+              </w:rPr>
+              <w:t xml:space="preserve">{{ </w:t>
             </w:r>
             <w:proofErr w:type="spellStart"/>
             <w:r>
@@ -4934,7 +5136,18 @@
                 <w:szCs w:val="18"/>
                 <w:lang w:val="en-US"/>
               </w:rPr>
-              <w:t>seller_legal_address</w:t>
+              <w:t>seller</w:t>
+            </w:r>
+            <w:proofErr w:type="gramEnd"/>
+            <w:r>
+              <w:rPr>
+                <w:rFonts w:ascii="Times New Roman" w:hAnsi="Times New Roman" w:cs="Times New Roman"/>
+                <w:bCs/>
+                <w:sz w:val="18"/>
+                <w:szCs w:val="18"/>
+                <w:lang w:val="en-US"/>
+              </w:rPr>
+              <w:t>_legal_address</w:t>
             </w:r>
             <w:proofErr w:type="spellEnd"/>
             <w:r>
@@ -5001,7 +5214,18 @@
                 <w:szCs w:val="18"/>
                 <w:lang w:val="en-US"/>
               </w:rPr>
-              <w:t xml:space="preserve">: {{ </w:t>
+              <w:t xml:space="preserve">: </w:t>
+            </w:r>
+            <w:proofErr w:type="gramStart"/>
+            <w:r>
+              <w:rPr>
+                <w:rFonts w:ascii="Times New Roman" w:hAnsi="Times New Roman" w:cs="Times New Roman"/>
+                <w:bCs/>
+                <w:sz w:val="18"/>
+                <w:szCs w:val="18"/>
+                <w:lang w:val="en-US"/>
+              </w:rPr>
+              <w:t xml:space="preserve">{{ </w:t>
             </w:r>
             <w:proofErr w:type="spellStart"/>
             <w:r>
@@ -5012,7 +5236,18 @@
                 <w:szCs w:val="18"/>
                 <w:lang w:val="en-US"/>
               </w:rPr>
-              <w:t>seller_email</w:t>
+              <w:t>seller</w:t>
+            </w:r>
+            <w:proofErr w:type="gramEnd"/>
+            <w:r>
+              <w:rPr>
+                <w:rFonts w:ascii="Times New Roman" w:hAnsi="Times New Roman" w:cs="Times New Roman"/>
+                <w:bCs/>
+                <w:sz w:val="18"/>
+                <w:szCs w:val="18"/>
+                <w:lang w:val="en-US"/>
+              </w:rPr>
+              <w:t>_email</w:t>
             </w:r>
             <w:proofErr w:type="spellEnd"/>
             <w:r>
@@ -5057,7 +5292,18 @@
                 <w:szCs w:val="18"/>
                 <w:lang w:val="en-US"/>
               </w:rPr>
-              <w:t xml:space="preserve">: {{ </w:t>
+              <w:t xml:space="preserve">: </w:t>
+            </w:r>
+            <w:proofErr w:type="gramStart"/>
+            <w:r>
+              <w:rPr>
+                <w:rFonts w:ascii="Times New Roman" w:hAnsi="Times New Roman" w:cs="Times New Roman"/>
+                <w:bCs/>
+                <w:sz w:val="18"/>
+                <w:szCs w:val="18"/>
+                <w:lang w:val="en-US"/>
+              </w:rPr>
+              <w:t xml:space="preserve">{{ </w:t>
             </w:r>
             <w:proofErr w:type="spellStart"/>
             <w:r>
@@ -5068,7 +5314,18 @@
                 <w:szCs w:val="18"/>
                 <w:lang w:val="en-US"/>
               </w:rPr>
-              <w:t>seller_phone</w:t>
+              <w:t>seller</w:t>
+            </w:r>
+            <w:proofErr w:type="gramEnd"/>
+            <w:r>
+              <w:rPr>
+                <w:rFonts w:ascii="Times New Roman" w:hAnsi="Times New Roman" w:cs="Times New Roman"/>
+                <w:bCs/>
+                <w:sz w:val="18"/>
+                <w:szCs w:val="18"/>
+                <w:lang w:val="en-US"/>
+              </w:rPr>
+              <w:t>_phone</w:t>
             </w:r>
             <w:proofErr w:type="spellEnd"/>
             <w:r>
@@ -5101,7 +5358,18 @@
                 <w:szCs w:val="18"/>
                 <w:lang w:val="en-US"/>
               </w:rPr>
-              <w:t xml:space="preserve">ОГРН {{ </w:t>
+              <w:t xml:space="preserve">ОГРН </w:t>
+            </w:r>
+            <w:proofErr w:type="gramStart"/>
+            <w:r>
+              <w:rPr>
+                <w:rFonts w:ascii="Times New Roman" w:hAnsi="Times New Roman" w:cs="Times New Roman"/>
+                <w:bCs/>
+                <w:sz w:val="18"/>
+                <w:szCs w:val="18"/>
+                <w:lang w:val="en-US"/>
+              </w:rPr>
+              <w:t xml:space="preserve">{{ </w:t>
             </w:r>
             <w:proofErr w:type="spellStart"/>
             <w:r>
@@ -5112,7 +5380,18 @@
                 <w:szCs w:val="18"/>
                 <w:lang w:val="en-US"/>
               </w:rPr>
-              <w:t>seller_ogrn</w:t>
+              <w:t>seller</w:t>
+            </w:r>
+            <w:proofErr w:type="gramEnd"/>
+            <w:r>
+              <w:rPr>
+                <w:rFonts w:ascii="Times New Roman" w:hAnsi="Times New Roman" w:cs="Times New Roman"/>
+                <w:bCs/>
+                <w:sz w:val="18"/>
+                <w:szCs w:val="18"/>
+                <w:lang w:val="en-US"/>
+              </w:rPr>
+              <w:t>_ogrn</w:t>
             </w:r>
             <w:proofErr w:type="spellEnd"/>
             <w:r>
@@ -5145,7 +5424,18 @@
                 <w:szCs w:val="18"/>
                 <w:lang w:val="en-US"/>
               </w:rPr>
-              <w:t xml:space="preserve">ИНН {{ </w:t>
+              <w:t xml:space="preserve">ИНН </w:t>
+            </w:r>
+            <w:proofErr w:type="gramStart"/>
+            <w:r>
+              <w:rPr>
+                <w:rFonts w:ascii="Times New Roman" w:hAnsi="Times New Roman" w:cs="Times New Roman"/>
+                <w:bCs/>
+                <w:sz w:val="18"/>
+                <w:szCs w:val="18"/>
+                <w:lang w:val="en-US"/>
+              </w:rPr>
+              <w:t xml:space="preserve">{{ </w:t>
             </w:r>
             <w:proofErr w:type="spellStart"/>
             <w:r>
@@ -5156,7 +5446,18 @@
                 <w:szCs w:val="18"/>
                 <w:lang w:val="en-US"/>
               </w:rPr>
-              <w:t>seller_inn</w:t>
+              <w:t>seller</w:t>
+            </w:r>
+            <w:proofErr w:type="gramEnd"/>
+            <w:r>
+              <w:rPr>
+                <w:rFonts w:ascii="Times New Roman" w:hAnsi="Times New Roman" w:cs="Times New Roman"/>
+                <w:bCs/>
+                <w:sz w:val="18"/>
+                <w:szCs w:val="18"/>
+                <w:lang w:val="en-US"/>
+              </w:rPr>
+              <w:t>_inn</w:t>
             </w:r>
             <w:proofErr w:type="spellEnd"/>
             <w:r>
@@ -5211,7 +5512,18 @@
                 <w:szCs w:val="18"/>
                 <w:lang w:val="en-US"/>
               </w:rPr>
-              <w:t xml:space="preserve">р/с {{ </w:t>
+              <w:t xml:space="preserve">р/с </w:t>
+            </w:r>
+            <w:proofErr w:type="gramStart"/>
+            <w:r>
+              <w:rPr>
+                <w:rFonts w:ascii="Times New Roman" w:hAnsi="Times New Roman" w:cs="Times New Roman"/>
+                <w:bCs/>
+                <w:sz w:val="18"/>
+                <w:szCs w:val="18"/>
+                <w:lang w:val="en-US"/>
+              </w:rPr>
+              <w:t xml:space="preserve">{{ </w:t>
             </w:r>
             <w:proofErr w:type="spellStart"/>
             <w:r>
@@ -5222,7 +5534,18 @@
                 <w:szCs w:val="18"/>
                 <w:lang w:val="en-US"/>
               </w:rPr>
-              <w:t>seller_bank_account</w:t>
+              <w:t>seller</w:t>
+            </w:r>
+            <w:proofErr w:type="gramEnd"/>
+            <w:r>
+              <w:rPr>
+                <w:rFonts w:ascii="Times New Roman" w:hAnsi="Times New Roman" w:cs="Times New Roman"/>
+                <w:bCs/>
+                <w:sz w:val="18"/>
+                <w:szCs w:val="18"/>
+                <w:lang w:val="en-US"/>
+              </w:rPr>
+              <w:t>_bank_account</w:t>
             </w:r>
             <w:proofErr w:type="spellEnd"/>
             <w:r>
@@ -5247,6 +5570,7 @@
                 <w:lang w:val="en-US"/>
               </w:rPr>
             </w:pPr>
+            <w:proofErr w:type="gramStart"/>
             <w:r>
               <w:rPr>
                 <w:rFonts w:ascii="Times New Roman" w:hAnsi="Times New Roman" w:cs="Times New Roman"/>
@@ -5266,7 +5590,18 @@
                 <w:szCs w:val="18"/>
                 <w:lang w:val="en-US"/>
               </w:rPr>
-              <w:t>seller_bank_name</w:t>
+              <w:t>seller</w:t>
+            </w:r>
+            <w:proofErr w:type="gramEnd"/>
+            <w:r>
+              <w:rPr>
+                <w:rFonts w:ascii="Times New Roman" w:hAnsi="Times New Roman" w:cs="Times New Roman"/>
+                <w:bCs/>
+                <w:sz w:val="18"/>
+                <w:szCs w:val="18"/>
+                <w:lang w:val="en-US"/>
+              </w:rPr>
+              <w:t>_bank_name</w:t>
             </w:r>
             <w:proofErr w:type="spellEnd"/>
             <w:r>
@@ -5299,7 +5634,18 @@
                 <w:szCs w:val="18"/>
                 <w:lang w:val="en-US"/>
               </w:rPr>
-              <w:t xml:space="preserve">БИК {{ </w:t>
+              <w:t xml:space="preserve">БИК </w:t>
+            </w:r>
+            <w:proofErr w:type="gramStart"/>
+            <w:r>
+              <w:rPr>
+                <w:rFonts w:ascii="Times New Roman" w:hAnsi="Times New Roman" w:cs="Times New Roman"/>
+                <w:bCs/>
+                <w:sz w:val="18"/>
+                <w:szCs w:val="18"/>
+                <w:lang w:val="en-US"/>
+              </w:rPr>
+              <w:t xml:space="preserve">{{ </w:t>
             </w:r>
             <w:proofErr w:type="spellStart"/>
             <w:r>
@@ -5310,7 +5656,18 @@
                 <w:szCs w:val="18"/>
                 <w:lang w:val="en-US"/>
               </w:rPr>
-              <w:t>seller_bik</w:t>
+              <w:t>seller</w:t>
+            </w:r>
+            <w:proofErr w:type="gramEnd"/>
+            <w:r>
+              <w:rPr>
+                <w:rFonts w:ascii="Times New Roman" w:hAnsi="Times New Roman" w:cs="Times New Roman"/>
+                <w:bCs/>
+                <w:sz w:val="18"/>
+                <w:szCs w:val="18"/>
+                <w:lang w:val="en-US"/>
+              </w:rPr>
+              <w:t>_bik</w:t>
             </w:r>
             <w:proofErr w:type="spellEnd"/>
             <w:r>
@@ -5394,7 +5751,17 @@
                 <w:szCs w:val="18"/>
                 <w:lang w:val="en-US"/>
               </w:rPr>
-              <w:t xml:space="preserve"> == "person" %}</w:t>
+              <w:t xml:space="preserve"> == "person" </w:t>
+            </w:r>
+            <w:proofErr w:type="gramStart"/>
+            <w:r>
+              <w:rPr>
+                <w:rFonts w:ascii="Times New Roman" w:hAnsi="Times New Roman" w:cs="Times New Roman"/>
+                <w:sz w:val="18"/>
+                <w:szCs w:val="18"/>
+                <w:lang w:val="en-US"/>
+              </w:rPr>
+              <w:t>%}</w:t>
             </w:r>
             <w:r>
               <w:rPr>
@@ -5405,7 +5772,19 @@
                 <w:szCs w:val="18"/>
                 <w:lang w:val="en-US"/>
               </w:rPr>
-              <w:t xml:space="preserve">{{ </w:t>
+              <w:t>{</w:t>
+            </w:r>
+            <w:proofErr w:type="gramEnd"/>
+            <w:r>
+              <w:rPr>
+                <w:rFonts w:ascii="Times New Roman" w:hAnsi="Times New Roman" w:cs="Times New Roman"/>
+                <w:b/>
+                <w:bCs/>
+                <w:sz w:val="18"/>
+                <w:szCs w:val="18"/>
+                <w:lang w:val="en-US"/>
+              </w:rPr>
+              <w:t xml:space="preserve">{ </w:t>
             </w:r>
             <w:proofErr w:type="spellStart"/>
             <w:r>
@@ -5557,7 +5936,17 @@
                 <w:szCs w:val="18"/>
                 <w:lang w:val="en-US"/>
               </w:rPr>
-              <w:t xml:space="preserve"> РФ {{ </w:t>
+              <w:t xml:space="preserve"> РФ </w:t>
+            </w:r>
+            <w:proofErr w:type="gramStart"/>
+            <w:r>
+              <w:rPr>
+                <w:rFonts w:ascii="Times New Roman" w:hAnsi="Times New Roman" w:cs="Times New Roman"/>
+                <w:sz w:val="18"/>
+                <w:szCs w:val="18"/>
+                <w:lang w:val="en-US"/>
+              </w:rPr>
+              <w:t xml:space="preserve">{{ </w:t>
             </w:r>
             <w:proofErr w:type="spellStart"/>
             <w:r>
@@ -5567,7 +5956,17 @@
                 <w:szCs w:val="18"/>
                 <w:lang w:val="en-US"/>
               </w:rPr>
-              <w:t>buyer_licence_number</w:t>
+              <w:t>buyer</w:t>
+            </w:r>
+            <w:proofErr w:type="gramEnd"/>
+            <w:r>
+              <w:rPr>
+                <w:rFonts w:ascii="Times New Roman" w:hAnsi="Times New Roman" w:cs="Times New Roman"/>
+                <w:sz w:val="18"/>
+                <w:szCs w:val="18"/>
+                <w:lang w:val="en-US"/>
+              </w:rPr>
+              <w:t>_licence_number</w:t>
             </w:r>
             <w:proofErr w:type="spellEnd"/>
             <w:r>
@@ -5668,7 +6067,17 @@
                 <w:szCs w:val="18"/>
                 <w:lang w:val="en-US"/>
               </w:rPr>
-              <w:t xml:space="preserve">: {{ </w:t>
+              <w:t xml:space="preserve">: </w:t>
+            </w:r>
+            <w:proofErr w:type="gramStart"/>
+            <w:r>
+              <w:rPr>
+                <w:rFonts w:ascii="Times New Roman" w:hAnsi="Times New Roman" w:cs="Times New Roman"/>
+                <w:sz w:val="18"/>
+                <w:szCs w:val="18"/>
+                <w:lang w:val="en-US"/>
+              </w:rPr>
+              <w:t xml:space="preserve">{{ </w:t>
             </w:r>
             <w:proofErr w:type="spellStart"/>
             <w:r>
@@ -5678,7 +6087,17 @@
                 <w:szCs w:val="18"/>
                 <w:lang w:val="en-US"/>
               </w:rPr>
-              <w:t>buyer_full_address</w:t>
+              <w:t>buyer</w:t>
+            </w:r>
+            <w:proofErr w:type="gramEnd"/>
+            <w:r>
+              <w:rPr>
+                <w:rFonts w:ascii="Times New Roman" w:hAnsi="Times New Roman" w:cs="Times New Roman"/>
+                <w:sz w:val="18"/>
+                <w:szCs w:val="18"/>
+                <w:lang w:val="en-US"/>
+              </w:rPr>
+              <w:t>_full_address</w:t>
             </w:r>
             <w:proofErr w:type="spellEnd"/>
             <w:r>
@@ -5708,7 +6127,17 @@
                 <w:szCs w:val="18"/>
                 <w:lang w:val="en-US"/>
               </w:rPr>
-              <w:t xml:space="preserve">ИНН: {{ </w:t>
+              <w:t xml:space="preserve">ИНН: </w:t>
+            </w:r>
+            <w:proofErr w:type="gramStart"/>
+            <w:r>
+              <w:rPr>
+                <w:rFonts w:ascii="Times New Roman" w:hAnsi="Times New Roman" w:cs="Times New Roman"/>
+                <w:sz w:val="18"/>
+                <w:szCs w:val="18"/>
+                <w:lang w:val="en-US"/>
+              </w:rPr>
+              <w:t xml:space="preserve">{{ </w:t>
             </w:r>
             <w:proofErr w:type="spellStart"/>
             <w:r>
@@ -5718,7 +6147,17 @@
                 <w:szCs w:val="18"/>
                 <w:lang w:val="en-US"/>
               </w:rPr>
-              <w:t>buyer_inn</w:t>
+              <w:t>buyer</w:t>
+            </w:r>
+            <w:proofErr w:type="gramEnd"/>
+            <w:r>
+              <w:rPr>
+                <w:rFonts w:ascii="Times New Roman" w:hAnsi="Times New Roman" w:cs="Times New Roman"/>
+                <w:sz w:val="18"/>
+                <w:szCs w:val="18"/>
+                <w:lang w:val="en-US"/>
+              </w:rPr>
+              <w:t>_inn</w:t>
             </w:r>
             <w:proofErr w:type="spellEnd"/>
             <w:r>
@@ -5856,7 +6295,17 @@
                 <w:szCs w:val="18"/>
                 <w:lang w:val="en-US"/>
               </w:rPr>
-              <w:t>" %}</w:t>
+              <w:t xml:space="preserve">" </w:t>
+            </w:r>
+            <w:proofErr w:type="gramStart"/>
+            <w:r>
+              <w:rPr>
+                <w:rFonts w:ascii="Times New Roman" w:hAnsi="Times New Roman" w:cs="Times New Roman"/>
+                <w:sz w:val="18"/>
+                <w:szCs w:val="18"/>
+                <w:lang w:val="en-US"/>
+              </w:rPr>
+              <w:t>%}</w:t>
             </w:r>
             <w:r>
               <w:rPr>
@@ -5867,7 +6316,19 @@
                 <w:szCs w:val="18"/>
                 <w:lang w:val="en-US"/>
               </w:rPr>
-              <w:t xml:space="preserve">{{ </w:t>
+              <w:t>{</w:t>
+            </w:r>
+            <w:proofErr w:type="gramEnd"/>
+            <w:r>
+              <w:rPr>
+                <w:rFonts w:ascii="Times New Roman" w:hAnsi="Times New Roman" w:cs="Times New Roman"/>
+                <w:b/>
+                <w:bCs/>
+                <w:sz w:val="18"/>
+                <w:szCs w:val="18"/>
+                <w:lang w:val="en-US"/>
+              </w:rPr>
+              <w:t xml:space="preserve">{ </w:t>
             </w:r>
             <w:proofErr w:type="spellStart"/>
             <w:r>
@@ -5964,7 +6425,17 @@
                 <w:szCs w:val="18"/>
                 <w:lang w:val="en-US"/>
               </w:rPr>
-              <w:t xml:space="preserve">: {{ </w:t>
+              <w:t xml:space="preserve">: </w:t>
+            </w:r>
+            <w:proofErr w:type="gramStart"/>
+            <w:r>
+              <w:rPr>
+                <w:rFonts w:ascii="Times New Roman" w:hAnsi="Times New Roman" w:cs="Times New Roman"/>
+                <w:sz w:val="18"/>
+                <w:szCs w:val="18"/>
+                <w:lang w:val="en-US"/>
+              </w:rPr>
+              <w:t xml:space="preserve">{{ </w:t>
             </w:r>
             <w:proofErr w:type="spellStart"/>
             <w:r>
@@ -5974,7 +6445,17 @@
                 <w:szCs w:val="18"/>
                 <w:lang w:val="en-US"/>
               </w:rPr>
-              <w:t>buyer_legal_address</w:t>
+              <w:t>buyer</w:t>
+            </w:r>
+            <w:proofErr w:type="gramEnd"/>
+            <w:r>
+              <w:rPr>
+                <w:rFonts w:ascii="Times New Roman" w:hAnsi="Times New Roman" w:cs="Times New Roman"/>
+                <w:sz w:val="18"/>
+                <w:szCs w:val="18"/>
+                <w:lang w:val="en-US"/>
+              </w:rPr>
+              <w:t>_legal_address</w:t>
             </w:r>
             <w:proofErr w:type="spellEnd"/>
             <w:r>
@@ -6035,7 +6516,17 @@
                 <w:szCs w:val="18"/>
                 <w:lang w:val="en-US"/>
               </w:rPr>
-              <w:t xml:space="preserve">: {{ </w:t>
+              <w:t xml:space="preserve">: </w:t>
+            </w:r>
+            <w:proofErr w:type="gramStart"/>
+            <w:r>
+              <w:rPr>
+                <w:rFonts w:ascii="Times New Roman" w:hAnsi="Times New Roman" w:cs="Times New Roman"/>
+                <w:sz w:val="18"/>
+                <w:szCs w:val="18"/>
+                <w:lang w:val="en-US"/>
+              </w:rPr>
+              <w:t xml:space="preserve">{{ </w:t>
             </w:r>
             <w:proofErr w:type="spellStart"/>
             <w:r>
@@ -6045,7 +6536,17 @@
                 <w:szCs w:val="18"/>
                 <w:lang w:val="en-US"/>
               </w:rPr>
-              <w:t>buyer_email</w:t>
+              <w:t>buyer</w:t>
+            </w:r>
+            <w:proofErr w:type="gramEnd"/>
+            <w:r>
+              <w:rPr>
+                <w:rFonts w:ascii="Times New Roman" w:hAnsi="Times New Roman" w:cs="Times New Roman"/>
+                <w:sz w:val="18"/>
+                <w:szCs w:val="18"/>
+                <w:lang w:val="en-US"/>
+              </w:rPr>
+              <w:t>_email</w:t>
             </w:r>
             <w:proofErr w:type="spellEnd"/>
             <w:r>
@@ -6086,7 +6587,17 @@
                 <w:szCs w:val="18"/>
                 <w:lang w:val="en-US"/>
               </w:rPr>
-              <w:t xml:space="preserve">: {{ </w:t>
+              <w:t xml:space="preserve">: </w:t>
+            </w:r>
+            <w:proofErr w:type="gramStart"/>
+            <w:r>
+              <w:rPr>
+                <w:rFonts w:ascii="Times New Roman" w:hAnsi="Times New Roman" w:cs="Times New Roman"/>
+                <w:sz w:val="18"/>
+                <w:szCs w:val="18"/>
+                <w:lang w:val="en-US"/>
+              </w:rPr>
+              <w:t xml:space="preserve">{{ </w:t>
             </w:r>
             <w:proofErr w:type="spellStart"/>
             <w:r>
@@ -6096,7 +6607,17 @@
                 <w:szCs w:val="18"/>
                 <w:lang w:val="en-US"/>
               </w:rPr>
-              <w:t>buyer_phone</w:t>
+              <w:t>buyer</w:t>
+            </w:r>
+            <w:proofErr w:type="gramEnd"/>
+            <w:r>
+              <w:rPr>
+                <w:rFonts w:ascii="Times New Roman" w:hAnsi="Times New Roman" w:cs="Times New Roman"/>
+                <w:sz w:val="18"/>
+                <w:szCs w:val="18"/>
+                <w:lang w:val="en-US"/>
+              </w:rPr>
+              <w:t>_phone</w:t>
             </w:r>
             <w:proofErr w:type="spellEnd"/>
             <w:r>
@@ -6126,7 +6647,17 @@
                 <w:szCs w:val="18"/>
                 <w:lang w:val="en-US"/>
               </w:rPr>
-              <w:t xml:space="preserve">ОГРН {{ </w:t>
+              <w:t xml:space="preserve">ОГРН </w:t>
+            </w:r>
+            <w:proofErr w:type="gramStart"/>
+            <w:r>
+              <w:rPr>
+                <w:rFonts w:ascii="Times New Roman" w:hAnsi="Times New Roman" w:cs="Times New Roman"/>
+                <w:sz w:val="18"/>
+                <w:szCs w:val="18"/>
+                <w:lang w:val="en-US"/>
+              </w:rPr>
+              <w:t xml:space="preserve">{{ </w:t>
             </w:r>
             <w:proofErr w:type="spellStart"/>
             <w:r>
@@ -6136,7 +6667,17 @@
                 <w:szCs w:val="18"/>
                 <w:lang w:val="en-US"/>
               </w:rPr>
-              <w:t>buyer_ogrn</w:t>
+              <w:t>buyer</w:t>
+            </w:r>
+            <w:proofErr w:type="gramEnd"/>
+            <w:r>
+              <w:rPr>
+                <w:rFonts w:ascii="Times New Roman" w:hAnsi="Times New Roman" w:cs="Times New Roman"/>
+                <w:sz w:val="18"/>
+                <w:szCs w:val="18"/>
+                <w:lang w:val="en-US"/>
+              </w:rPr>
+              <w:t>_ogrn</w:t>
             </w:r>
             <w:proofErr w:type="spellEnd"/>
             <w:r>
@@ -6166,7 +6707,17 @@
                 <w:szCs w:val="18"/>
                 <w:lang w:val="en-US"/>
               </w:rPr>
-              <w:t xml:space="preserve">ИНН {{ </w:t>
+              <w:t xml:space="preserve">ИНН </w:t>
+            </w:r>
+            <w:proofErr w:type="gramStart"/>
+            <w:r>
+              <w:rPr>
+                <w:rFonts w:ascii="Times New Roman" w:hAnsi="Times New Roman" w:cs="Times New Roman"/>
+                <w:sz w:val="18"/>
+                <w:szCs w:val="18"/>
+                <w:lang w:val="en-US"/>
+              </w:rPr>
+              <w:t xml:space="preserve">{{ </w:t>
             </w:r>
             <w:proofErr w:type="spellStart"/>
             <w:r>
@@ -6176,7 +6727,17 @@
                 <w:szCs w:val="18"/>
                 <w:lang w:val="en-US"/>
               </w:rPr>
-              <w:t>buyer_inn</w:t>
+              <w:t>buyer</w:t>
+            </w:r>
+            <w:proofErr w:type="gramEnd"/>
+            <w:r>
+              <w:rPr>
+                <w:rFonts w:ascii="Times New Roman" w:hAnsi="Times New Roman" w:cs="Times New Roman"/>
+                <w:sz w:val="18"/>
+                <w:szCs w:val="18"/>
+                <w:lang w:val="en-US"/>
+              </w:rPr>
+              <w:t>_inn</w:t>
             </w:r>
             <w:proofErr w:type="spellEnd"/>
             <w:r>
@@ -6226,7 +6787,17 @@
                 <w:szCs w:val="18"/>
                 <w:lang w:val="en-US"/>
               </w:rPr>
-              <w:t xml:space="preserve">р/с {{ </w:t>
+              <w:t xml:space="preserve">р/с </w:t>
+            </w:r>
+            <w:proofErr w:type="gramStart"/>
+            <w:r>
+              <w:rPr>
+                <w:rFonts w:ascii="Times New Roman" w:hAnsi="Times New Roman" w:cs="Times New Roman"/>
+                <w:sz w:val="18"/>
+                <w:szCs w:val="18"/>
+                <w:lang w:val="en-US"/>
+              </w:rPr>
+              <w:t xml:space="preserve">{{ </w:t>
             </w:r>
             <w:proofErr w:type="spellStart"/>
             <w:r>
@@ -6236,7 +6807,17 @@
                 <w:szCs w:val="18"/>
                 <w:lang w:val="en-US"/>
               </w:rPr>
-              <w:t>buyer_bank_account</w:t>
+              <w:t>buyer</w:t>
+            </w:r>
+            <w:proofErr w:type="gramEnd"/>
+            <w:r>
+              <w:rPr>
+                <w:rFonts w:ascii="Times New Roman" w:hAnsi="Times New Roman" w:cs="Times New Roman"/>
+                <w:sz w:val="18"/>
+                <w:szCs w:val="18"/>
+                <w:lang w:val="en-US"/>
+              </w:rPr>
+              <w:t>_bank_account</w:t>
             </w:r>
             <w:proofErr w:type="spellEnd"/>
             <w:r>
@@ -6259,6 +6840,7 @@
                 <w:lang w:val="en-US"/>
               </w:rPr>
             </w:pPr>
+            <w:proofErr w:type="gramStart"/>
             <w:r>
               <w:rPr>
                 <w:rFonts w:ascii="Times New Roman" w:hAnsi="Times New Roman" w:cs="Times New Roman"/>
@@ -6276,7 +6858,17 @@
                 <w:szCs w:val="18"/>
                 <w:lang w:val="en-US"/>
               </w:rPr>
-              <w:t>buyer_bank_name</w:t>
+              <w:t>buyer</w:t>
+            </w:r>
+            <w:proofErr w:type="gramEnd"/>
+            <w:r>
+              <w:rPr>
+                <w:rFonts w:ascii="Times New Roman" w:hAnsi="Times New Roman" w:cs="Times New Roman"/>
+                <w:sz w:val="18"/>
+                <w:szCs w:val="18"/>
+                <w:lang w:val="en-US"/>
+              </w:rPr>
+              <w:t>_bank_name</w:t>
             </w:r>
             <w:proofErr w:type="spellEnd"/>
             <w:r>
@@ -6306,7 +6898,17 @@
                 <w:szCs w:val="18"/>
                 <w:lang w:val="en-US"/>
               </w:rPr>
-              <w:t xml:space="preserve">БИК {{ </w:t>
+              <w:t xml:space="preserve">БИК </w:t>
+            </w:r>
+            <w:proofErr w:type="gramStart"/>
+            <w:r>
+              <w:rPr>
+                <w:rFonts w:ascii="Times New Roman" w:hAnsi="Times New Roman" w:cs="Times New Roman"/>
+                <w:sz w:val="18"/>
+                <w:szCs w:val="18"/>
+                <w:lang w:val="en-US"/>
+              </w:rPr>
+              <w:t xml:space="preserve">{{ </w:t>
             </w:r>
             <w:proofErr w:type="spellStart"/>
             <w:r>
@@ -6316,7 +6918,17 @@
                 <w:szCs w:val="18"/>
                 <w:lang w:val="en-US"/>
               </w:rPr>
-              <w:t>buyer_bik</w:t>
+              <w:t>buyer</w:t>
+            </w:r>
+            <w:proofErr w:type="gramEnd"/>
+            <w:r>
+              <w:rPr>
+                <w:rFonts w:ascii="Times New Roman" w:hAnsi="Times New Roman" w:cs="Times New Roman"/>
+                <w:sz w:val="18"/>
+                <w:szCs w:val="18"/>
+                <w:lang w:val="en-US"/>
+              </w:rPr>
+              <w:t>_bik</w:t>
             </w:r>
             <w:proofErr w:type="spellEnd"/>
             <w:r>
@@ -6570,17 +7182,39 @@
                 <w:szCs w:val="18"/>
                 <w:lang w:val="en-US"/>
               </w:rPr>
-              <w:t>'] %}</w:t>
-            </w:r>
-            <w:r>
-              <w:rPr>
-                <w:rFonts w:ascii="Times New Roman" w:hAnsi="Times New Roman" w:cs="Times New Roman"/>
-                <w:bCs/>
-                <w:sz w:val="18"/>
-                <w:szCs w:val="18"/>
-                <w:lang w:val="en-US"/>
-              </w:rPr>
-              <w:t>{{</w:t>
+              <w:t xml:space="preserve">'] </w:t>
+            </w:r>
+            <w:proofErr w:type="gramStart"/>
+            <w:r>
+              <w:rPr>
+                <w:rFonts w:ascii="Times New Roman" w:hAnsi="Times New Roman" w:cs="Times New Roman"/>
+                <w:bCs/>
+                <w:sz w:val="18"/>
+                <w:szCs w:val="18"/>
+                <w:lang w:val="en-US"/>
+              </w:rPr>
+              <w:t>%}</w:t>
+            </w:r>
+            <w:r>
+              <w:rPr>
+                <w:rFonts w:ascii="Times New Roman" w:hAnsi="Times New Roman" w:cs="Times New Roman"/>
+                <w:bCs/>
+                <w:sz w:val="18"/>
+                <w:szCs w:val="18"/>
+                <w:lang w:val="en-US"/>
+              </w:rPr>
+              <w:t>{</w:t>
+            </w:r>
+            <w:proofErr w:type="gramEnd"/>
+            <w:r>
+              <w:rPr>
+                <w:rFonts w:ascii="Times New Roman" w:hAnsi="Times New Roman" w:cs="Times New Roman"/>
+                <w:bCs/>
+                <w:sz w:val="18"/>
+                <w:szCs w:val="18"/>
+                <w:lang w:val="en-US"/>
+              </w:rPr>
+              <w:t>{</w:t>
             </w:r>
             <w:proofErr w:type="spellStart"/>
             <w:r>
@@ -7631,6 +8265,7 @@
   <w:style w:type="character" w:default="1" w:styleId="a0">
     <w:name w:val="Default Paragraph Font"/>
     <w:uiPriority w:val="1"/>
+    <w:semiHidden/>
     <w:unhideWhenUsed/>
   </w:style>
   <w:style w:type="table" w:default="1" w:styleId="a1">
